--- a/storage/app/templates/formulir_lembar_penilaian_kolokium.docx
+++ b/storage/app/templates/formulir_lembar_penilaian_kolokium.docx
@@ -908,13 +908,13 @@
       <w:pPr>
         <w:tabs>
           <w:tab w:val="left" w:pos="3960"/>
-          <w:tab w:val="left" w:pos="4230"/>
+          <w:tab w:val="left" w:pos="4253"/>
         </w:tabs>
         <w:autoSpaceDE w:val="0"/>
         <w:autoSpaceDN w:val="0"/>
         <w:adjustRightInd w:val="0"/>
         <w:spacing w:after="0" w:line="240" w:lineRule="auto"/>
-        <w:ind w:left="4230" w:hanging="2954"/>
+        <w:ind w:left="4253" w:hanging="2977"/>
         <w:rPr>
           <w:rFonts w:ascii="Times New Roman" w:hAnsi="Times New Roman"/>
           <w:sz w:val="24"/>
@@ -2546,13 +2546,13 @@
       <w:pPr>
         <w:tabs>
           <w:tab w:val="left" w:pos="3969"/>
-          <w:tab w:val="left" w:pos="4230"/>
+          <w:tab w:val="left" w:pos="4253"/>
         </w:tabs>
         <w:autoSpaceDE w:val="0"/>
         <w:autoSpaceDN w:val="0"/>
         <w:adjustRightInd w:val="0"/>
         <w:spacing w:after="0" w:line="240" w:lineRule="auto"/>
-        <w:ind w:left="4230" w:hanging="2954"/>
+        <w:ind w:left="4253" w:hanging="2977"/>
         <w:rPr>
           <w:rFonts w:ascii="Times New Roman" w:hAnsi="Times New Roman"/>
           <w:sz w:val="24"/>
@@ -4245,13 +4245,12 @@
       <w:pPr>
         <w:tabs>
           <w:tab w:val="left" w:pos="3960"/>
-          <w:tab w:val="left" w:pos="4230"/>
         </w:tabs>
         <w:autoSpaceDE w:val="0"/>
         <w:autoSpaceDN w:val="0"/>
         <w:adjustRightInd w:val="0"/>
         <w:spacing w:after="0" w:line="240" w:lineRule="auto"/>
-        <w:ind w:left="4230" w:hanging="2954"/>
+        <w:ind w:left="4253" w:hanging="2977"/>
         <w:rPr>
           <w:rFonts w:ascii="Times New Roman" w:hAnsi="Times New Roman"/>
           <w:sz w:val="24"/>
@@ -5286,7 +5285,7 @@
     <w:rPrDefault>
       <w:rPr>
         <w:rFonts w:ascii="Calibri" w:eastAsia="Calibri" w:hAnsi="Calibri" w:cs="Times New Roman"/>
-        <w:lang w:val="en-US" w:eastAsia="en-US" w:bidi="ar-SA"/>
+        <w:lang w:val="en-ID" w:eastAsia="en-ID" w:bidi="ar-SA"/>
       </w:rPr>
     </w:rPrDefault>
     <w:pPrDefault/>
@@ -5679,16 +5678,16 @@
     <w:rPr>
       <w:sz w:val="22"/>
       <w:szCs w:val="22"/>
-      <w:lang w:val="id-ID"/>
+      <w:lang w:val="id-ID" w:eastAsia="en-US"/>
     </w:rPr>
   </w:style>
-  <w:style w:type="character" w:default="1" w:styleId="FontParagrafDefault">
+  <w:style w:type="character" w:default="1" w:styleId="DefaultParagraphFont">
     <w:name w:val="Default Paragraph Font"/>
     <w:uiPriority w:val="1"/>
     <w:semiHidden/>
     <w:unhideWhenUsed/>
   </w:style>
-  <w:style w:type="table" w:default="1" w:styleId="TabelNormal">
+  <w:style w:type="table" w:default="1" w:styleId="TableNormal">
     <w:name w:val="Normal Table"/>
     <w:uiPriority w:val="99"/>
     <w:semiHidden/>
@@ -5703,13 +5702,13 @@
       </w:tblCellMar>
     </w:tblPr>
   </w:style>
-  <w:style w:type="numbering" w:default="1" w:styleId="TidakAdaDaftar">
+  <w:style w:type="numbering" w:default="1" w:styleId="NoList">
     <w:name w:val="No List"/>
     <w:uiPriority w:val="99"/>
     <w:semiHidden/>
     <w:unhideWhenUsed/>
   </w:style>
-  <w:style w:type="paragraph" w:styleId="DaftarParagraf">
+  <w:style w:type="paragraph" w:styleId="ListParagraph">
     <w:name w:val="List Paragraph"/>
     <w:basedOn w:val="Normal"/>
     <w:uiPriority w:val="34"/>
@@ -5730,10 +5729,10 @@
       <w:u w:val="single"/>
     </w:rPr>
   </w:style>
-  <w:style w:type="paragraph" w:styleId="TeksBalon">
+  <w:style w:type="paragraph" w:styleId="BalloonText">
     <w:name w:val="Balloon Text"/>
     <w:basedOn w:val="Normal"/>
-    <w:link w:val="TeksBalonKAR"/>
+    <w:link w:val="BalloonTextChar"/>
     <w:uiPriority w:val="99"/>
     <w:semiHidden/>
     <w:unhideWhenUsed/>
@@ -5747,9 +5746,9 @@
       <w:szCs w:val="16"/>
     </w:rPr>
   </w:style>
-  <w:style w:type="character" w:customStyle="1" w:styleId="TeksBalonKAR">
-    <w:name w:val="Teks Balon KAR"/>
-    <w:link w:val="TeksBalon"/>
+  <w:style w:type="character" w:customStyle="1" w:styleId="BalloonTextChar">
+    <w:name w:val="Balloon Text Char"/>
+    <w:link w:val="BalloonText"/>
     <w:uiPriority w:val="99"/>
     <w:semiHidden/>
     <w:rsid w:val="007731F1"/>
@@ -5759,7 +5758,7 @@
       <w:szCs w:val="16"/>
     </w:rPr>
   </w:style>
-  <w:style w:type="paragraph" w:styleId="TidakAdaSpasi">
+  <w:style w:type="paragraph" w:styleId="NoSpacing">
     <w:name w:val="No Spacing"/>
     <w:uiPriority w:val="1"/>
     <w:qFormat/>
@@ -5767,7 +5766,7 @@
     <w:rPr>
       <w:sz w:val="22"/>
       <w:szCs w:val="22"/>
-      <w:lang w:val="id-ID"/>
+      <w:lang w:val="id-ID" w:eastAsia="en-US"/>
     </w:rPr>
   </w:style>
 </w:styles>

--- a/storage/app/templates/formulir_lembar_penilaian_kolokium.docx
+++ b/storage/app/templates/formulir_lembar_penilaian_kolokium.docx
@@ -1,14 +1,1101 @@
 
 <file path=word/document.xml><?xml version="1.0" encoding="utf-8"?>
-<w:document xmlns:wpc="http://schemas.microsoft.com/office/word/2010/wordprocessingCanvas" xmlns:cx="http://schemas.microsoft.com/office/drawing/2014/chartex" xmlns:cx1="http://schemas.microsoft.com/office/drawing/2015/9/8/chartex" xmlns:cx2="http://schemas.microsoft.com/office/drawing/2015/10/21/chartex" xmlns:cx3="http://schemas.microsoft.com/office/drawing/2016/5/9/chartex" xmlns:cx4="http://schemas.microsoft.com/office/drawing/2016/5/10/chartex" xmlns:cx5="http://schemas.microsoft.com/office/drawing/2016/5/11/chartex" xmlns:cx6="http://schemas.microsoft.com/office/drawing/2016/5/12/chartex" xmlns:cx7="http://schemas.microsoft.com/office/drawing/2016/5/13/chartex" xmlns:cx8="http://schemas.microsoft.com/office/drawing/2016/5/14/chartex" xmlns:mc="http://schemas.openxmlformats.org/markup-compatibility/2006" xmlns:aink="http://schemas.microsoft.com/office/drawing/2016/ink" xmlns:am3d="http://schemas.microsoft.com/office/drawing/2017/model3d" xmlns:o="urn:schemas-microsoft-com:office:office" xmlns:oel="http://schemas.microsoft.com/office/2019/extlst" xmlns:r="http://schemas.openxmlformats.org/officeDocument/2006/relationships" xmlns:m="http://schemas.openxmlformats.org/officeDocument/2006/math" xmlns:v="urn:schemas-microsoft-com:vml" xmlns:wp14="http://schemas.microsoft.com/office/word/2010/wordprocessingDrawing" xmlns:wp="http://schemas.openxmlformats.org/drawingml/2006/wordprocessingDrawing" xmlns:w10="urn:schemas-microsoft-com:office:word" xmlns:w="http://schemas.openxmlformats.org/wordprocessingml/2006/main" xmlns:w14="http://schemas.microsoft.com/office/word/2010/wordml" xmlns:w15="http://schemas.microsoft.com/office/word/2012/wordml" xmlns:w16cei="http://schemas.microsoft.com/office/word/2026/wordml/cei" xmlns:w16cex="http://schemas.microsoft.com/office/word/2018/wordml/cex" xmlns:w16cid="http://schemas.microsoft.com/office/word/2016/wordml/cid" xmlns:w16="http://schemas.microsoft.com/office/word/2018/wordml" xmlns:w16du="http://schemas.microsoft.com/office/word/2023/wordml/word16du" xmlns:w16sdtdh="http://schemas.microsoft.com/office/word/2020/wordml/sdtdatahash" xmlns:w16sdtfl="http://schemas.microsoft.com/office/word/2024/wordml/sdtformatlock" xmlns:w16se="http://schemas.microsoft.com/office/word/2015/wordml/symex" xmlns:wpg="http://schemas.microsoft.com/office/word/2010/wordprocessingGroup" xmlns:wpi="http://schemas.microsoft.com/office/word/2010/wordprocessingInk" xmlns:wne="http://schemas.microsoft.com/office/word/2006/wordml" xmlns:wps="http://schemas.microsoft.com/office/word/2010/wordprocessingShape" mc:Ignorable="w14 w15 w16se w16cid w16 w16cex w16sdtdh w16sdtfl w16du wp14">
+<w:document xmlns:wpc="http://schemas.microsoft.com/office/word/2010/wordprocessingCanvas" xmlns:cx="http://schemas.microsoft.com/office/drawing/2014/chartex" xmlns:cx1="http://schemas.microsoft.com/office/drawing/2015/9/8/chartex" xmlns:cx2="http://schemas.microsoft.com/office/drawing/2015/10/21/chartex" xmlns:cx3="http://schemas.microsoft.com/office/drawing/2016/5/9/chartex" xmlns:cx4="http://schemas.microsoft.com/office/drawing/2016/5/10/chartex" xmlns:cx5="http://schemas.microsoft.com/office/drawing/2016/5/11/chartex" xmlns:cx6="http://schemas.microsoft.com/office/drawing/2016/5/12/chartex" xmlns:cx7="http://schemas.microsoft.com/office/drawing/2016/5/13/chartex" xmlns:cx8="http://schemas.microsoft.com/office/drawing/2016/5/14/chartex" xmlns:mc="http://schemas.openxmlformats.org/markup-compatibility/2006" xmlns:aink="http://schemas.microsoft.com/office/drawing/2016/ink" xmlns:am3d="http://schemas.microsoft.com/office/drawing/2017/model3d" xmlns:o="urn:schemas-microsoft-com:office:office" xmlns:oel="http://schemas.microsoft.com/office/2019/extlst" xmlns:r="http://schemas.openxmlformats.org/officeDocument/2006/relationships" xmlns:m="http://schemas.openxmlformats.org/officeDocument/2006/math" xmlns:v="urn:schemas-microsoft-com:vml" xmlns:wp14="http://schemas.microsoft.com/office/word/2010/wordprocessingDrawing" xmlns:wp="http://schemas.openxmlformats.org/drawingml/2006/wordprocessingDrawing" xmlns:w10="urn:schemas-microsoft-com:office:word" xmlns:w="http://schemas.openxmlformats.org/wordprocessingml/2006/main" xmlns:w14="http://schemas.microsoft.com/office/word/2010/wordml" xmlns:w15="http://schemas.microsoft.com/office/word/2012/wordml" xmlns:w16cex="http://schemas.microsoft.com/office/word/2018/wordml/cex" xmlns:w16cid="http://schemas.microsoft.com/office/word/2016/wordml/cid" xmlns:w16="http://schemas.microsoft.com/office/word/2018/wordml" xmlns:w16du="http://schemas.microsoft.com/office/word/2023/wordml/word16du" xmlns:w16sdtdh="http://schemas.microsoft.com/office/word/2020/wordml/sdtdatahash" xmlns:w16sdtfl="http://schemas.microsoft.com/office/word/2024/wordml/sdtformatlock" xmlns:w16se="http://schemas.microsoft.com/office/word/2015/wordml/symex" xmlns:wpg="http://schemas.microsoft.com/office/word/2010/wordprocessingGroup" xmlns:wpi="http://schemas.microsoft.com/office/word/2010/wordprocessingInk" xmlns:wne="http://schemas.microsoft.com/office/word/2006/wordml" xmlns:wps="http://schemas.microsoft.com/office/word/2010/wordprocessingShape" mc:Ignorable="w14 w15 w16se w16cid w16 w16cex w16sdtdh w16sdtfl w16du wp14">
   <w:body>
     <w:p>
       <w:pPr>
-        <w:spacing w:after="0" w:line="240" w:lineRule="auto"/>
-        <w:rPr>
-          <w:rFonts w:ascii="Times New Roman" w:hAnsi="Times New Roman"/>
-          <w:sz w:val="24"/>
-          <w:szCs w:val="24"/>
+        <w:tabs>
+          <w:tab w:val="right" w:pos="10037"/>
+        </w:tabs>
+        <w:rPr>
+          <w:rFonts w:ascii="Times New Roman" w:hAnsi="Times New Roman"/>
+          <w:sz w:val="24"/>
+          <w:szCs w:val="24"/>
+        </w:rPr>
+      </w:pPr>
+    </w:p>
+    <w:p>
+      <w:pPr>
+        <w:tabs>
+          <w:tab w:val="right" w:pos="10037"/>
+        </w:tabs>
+        <w:rPr>
+          <w:rFonts w:ascii="Times New Roman" w:hAnsi="Times New Roman"/>
+          <w:sz w:val="24"/>
+          <w:szCs w:val="24"/>
+        </w:rPr>
+      </w:pPr>
+    </w:p>
+    <w:p>
+      <w:pPr>
+        <w:tabs>
+          <w:tab w:val="right" w:pos="10037"/>
+        </w:tabs>
+        <w:rPr>
+          <w:rFonts w:ascii="Times New Roman" w:hAnsi="Times New Roman"/>
+          <w:sz w:val="24"/>
+          <w:szCs w:val="24"/>
+        </w:rPr>
+      </w:pPr>
+      <w:r>
+        <w:rPr>
+          <w:rFonts w:ascii="Times New Roman" w:hAnsi="Times New Roman"/>
+          <w:sz w:val="24"/>
+          <w:szCs w:val="24"/>
+        </w:rPr>
+        <w:tab/>
+      </w:r>
+    </w:p>
+    <w:p>
+      <w:pPr>
+        <w:tabs>
+          <w:tab w:val="right" w:pos="10037"/>
+        </w:tabs>
+        <w:rPr>
+          <w:rFonts w:ascii="Times New Roman" w:hAnsi="Times New Roman"/>
+          <w:sz w:val="24"/>
+          <w:szCs w:val="24"/>
+        </w:rPr>
+      </w:pPr>
+    </w:p>
+    <w:p>
+      <w:pPr>
+        <w:spacing w:after="0" w:line="240" w:lineRule="auto"/>
+        <w:ind w:left="1418" w:right="1559"/>
+        <w:rPr>
+          <w:rFonts w:ascii="Times New Roman" w:hAnsi="Times New Roman"/>
+          <w:b/>
+          <w:bCs/>
+          <w:sz w:val="40"/>
+          <w:szCs w:val="40"/>
+          <w:lang w:eastAsia="id-ID"/>
+        </w:rPr>
+      </w:pPr>
+      <w:r>
+        <w:rPr>
+          <w:rFonts w:cs="Calibri"/>
+          <w:sz w:val="24"/>
+          <w:szCs w:val="24"/>
+          <w:lang w:eastAsia="id-ID"/>
+        </w:rPr>
+        <w:tab/>
+      </w:r>
+      <w:r>
+        <w:rPr>
+          <w:rFonts w:cs="Calibri"/>
+          <w:sz w:val="24"/>
+          <w:szCs w:val="24"/>
+          <w:lang w:eastAsia="id-ID"/>
+        </w:rPr>
+        <w:tab/>
+      </w:r>
+      <w:r>
+        <w:rPr>
+          <w:rFonts w:cs="Calibri"/>
+          <w:sz w:val="24"/>
+          <w:szCs w:val="24"/>
+          <w:lang w:eastAsia="id-ID"/>
+        </w:rPr>
+        <w:tab/>
+      </w:r>
+      <w:r>
+        <w:rPr>
+          <w:rFonts w:cs="Calibri"/>
+          <w:sz w:val="24"/>
+          <w:szCs w:val="24"/>
+          <w:lang w:eastAsia="id-ID"/>
+        </w:rPr>
+        <w:tab/>
+      </w:r>
+      <w:r>
+        <w:rPr>
+          <w:rFonts w:cs="Calibri"/>
+          <w:sz w:val="24"/>
+          <w:szCs w:val="24"/>
+          <w:lang w:eastAsia="id-ID"/>
+        </w:rPr>
+        <w:tab/>
+      </w:r>
+      <w:r>
+        <w:rPr>
+          <w:rFonts w:ascii="Times New Roman" w:hAnsi="Times New Roman"/>
+          <w:b/>
+          <w:bCs/>
+          <w:sz w:val="40"/>
+          <w:szCs w:val="40"/>
+          <w:lang w:eastAsia="id-ID"/>
+        </w:rPr>
+        <w:t>K O L O K I U M</w:t>
+      </w:r>
+    </w:p>
+    <w:p>
+      <w:pPr>
+        <w:spacing w:after="0" w:line="240" w:lineRule="auto"/>
+        <w:ind w:left="1418" w:right="1559"/>
+        <w:rPr>
+          <w:rFonts w:ascii="Times New Roman" w:hAnsi="Times New Roman"/>
+          <w:sz w:val="24"/>
+          <w:szCs w:val="24"/>
+          <w:lang w:eastAsia="id-ID"/>
+        </w:rPr>
+      </w:pPr>
+    </w:p>
+    <w:p>
+      <w:pPr>
+        <w:spacing w:after="0" w:line="240" w:lineRule="auto"/>
+        <w:ind w:left="1418" w:right="1559" w:hanging="142"/>
+        <w:rPr>
+          <w:rFonts w:ascii="Times New Roman" w:hAnsi="Times New Roman"/>
+          <w:b/>
+          <w:bCs/>
+          <w:sz w:val="24"/>
+          <w:szCs w:val="24"/>
+          <w:u w:val="single"/>
+          <w:lang w:val="en-US" w:eastAsia="id-ID"/>
+        </w:rPr>
+      </w:pPr>
+      <w:r>
+        <w:rPr>
+          <w:rFonts w:ascii="Times New Roman" w:hAnsi="Times New Roman"/>
+          <w:b/>
+          <w:bCs/>
+          <w:sz w:val="24"/>
+          <w:szCs w:val="24"/>
+          <w:u w:val="single"/>
+          <w:lang w:val="en-US" w:eastAsia="id-ID"/>
+        </w:rPr>
+        <w:t xml:space="preserve">Lembar </w:t>
+      </w:r>
+      <w:proofErr w:type="spellStart"/>
+      <w:r>
+        <w:rPr>
+          <w:rFonts w:ascii="Times New Roman" w:hAnsi="Times New Roman"/>
+          <w:b/>
+          <w:bCs/>
+          <w:sz w:val="24"/>
+          <w:szCs w:val="24"/>
+          <w:u w:val="single"/>
+          <w:lang w:val="en-US" w:eastAsia="id-ID"/>
+        </w:rPr>
+        <w:t>Pembimbing</w:t>
+      </w:r>
+      <w:proofErr w:type="spellEnd"/>
+      <w:r>
+        <w:rPr>
+          <w:rFonts w:ascii="Times New Roman" w:hAnsi="Times New Roman"/>
+          <w:b/>
+          <w:bCs/>
+          <w:sz w:val="24"/>
+          <w:szCs w:val="24"/>
+          <w:u w:val="single"/>
+          <w:lang w:val="en-US" w:eastAsia="id-ID"/>
+        </w:rPr>
+        <w:t xml:space="preserve"> Utama</w:t>
+      </w:r>
+    </w:p>
+    <w:p>
+      <w:pPr>
+        <w:spacing w:after="0" w:line="240" w:lineRule="auto"/>
+        <w:ind w:left="1418" w:right="1559" w:hanging="142"/>
+        <w:rPr>
+          <w:rFonts w:ascii="Times New Roman" w:hAnsi="Times New Roman"/>
+          <w:b/>
+          <w:bCs/>
+          <w:sz w:val="24"/>
+          <w:szCs w:val="24"/>
+          <w:u w:val="single"/>
+          <w:lang w:val="en-US" w:eastAsia="id-ID"/>
+        </w:rPr>
+      </w:pPr>
+    </w:p>
+    <w:p>
+      <w:pPr>
+        <w:spacing w:after="0" w:line="240" w:lineRule="auto"/>
+        <w:ind w:left="1418" w:right="1559" w:hanging="142"/>
+        <w:rPr>
+          <w:rFonts w:ascii="Times New Roman" w:hAnsi="Times New Roman"/>
+          <w:sz w:val="24"/>
+          <w:szCs w:val="24"/>
+          <w:lang w:eastAsia="id-ID"/>
+        </w:rPr>
+      </w:pPr>
+    </w:p>
+    <w:p>
+      <w:pPr>
+        <w:spacing w:after="0" w:line="240" w:lineRule="auto"/>
+        <w:ind w:left="1418" w:right="1559" w:hanging="142"/>
+        <w:rPr>
+          <w:rFonts w:ascii="Times New Roman" w:hAnsi="Times New Roman"/>
+          <w:sz w:val="24"/>
+          <w:szCs w:val="24"/>
+          <w:lang w:eastAsia="id-ID"/>
+        </w:rPr>
+      </w:pPr>
+    </w:p>
+    <w:p>
+      <w:pPr>
+        <w:spacing w:after="0" w:line="240" w:lineRule="auto"/>
+        <w:ind w:left="1418" w:right="1559" w:hanging="142"/>
+        <w:rPr>
+          <w:rFonts w:ascii="Times New Roman" w:hAnsi="Times New Roman"/>
+          <w:sz w:val="24"/>
+          <w:szCs w:val="24"/>
+          <w:lang w:eastAsia="id-ID"/>
+        </w:rPr>
+      </w:pPr>
+    </w:p>
+    <w:p>
+      <w:pPr>
+        <w:tabs>
+          <w:tab w:val="left" w:pos="3960"/>
+          <w:tab w:val="left" w:pos="4253"/>
+        </w:tabs>
+        <w:spacing w:after="0" w:line="240" w:lineRule="auto"/>
+        <w:ind w:left="1418" w:right="1559" w:hanging="142"/>
+        <w:rPr>
+          <w:rFonts w:ascii="Times New Roman" w:hAnsi="Times New Roman"/>
+          <w:sz w:val="24"/>
+          <w:szCs w:val="24"/>
+          <w:lang w:val="en-US" w:eastAsia="id-ID"/>
+        </w:rPr>
+      </w:pPr>
+      <w:r>
+        <w:rPr>
+          <w:rFonts w:ascii="Times New Roman" w:hAnsi="Times New Roman"/>
+          <w:sz w:val="24"/>
+          <w:szCs w:val="24"/>
+          <w:lang w:eastAsia="id-ID"/>
+        </w:rPr>
+        <w:t>Nam</w:t>
+      </w:r>
+      <w:r>
+        <w:rPr>
+          <w:rFonts w:ascii="Times New Roman" w:hAnsi="Times New Roman"/>
+          <w:sz w:val="24"/>
+          <w:szCs w:val="24"/>
+          <w:lang w:val="en-US" w:eastAsia="id-ID"/>
+        </w:rPr>
+        <w:t>a</w:t>
+      </w:r>
+      <w:r>
+        <w:rPr>
+          <w:rFonts w:ascii="Times New Roman" w:hAnsi="Times New Roman"/>
+          <w:sz w:val="24"/>
+          <w:szCs w:val="24"/>
+          <w:lang w:eastAsia="id-ID"/>
+        </w:rPr>
+        <w:tab/>
+        <w:t>:</w:t>
+      </w:r>
+      <w:r>
+        <w:rPr>
+          <w:rFonts w:ascii="Times New Roman" w:hAnsi="Times New Roman"/>
+          <w:sz w:val="24"/>
+          <w:szCs w:val="24"/>
+          <w:lang w:eastAsia="id-ID"/>
+        </w:rPr>
+        <w:tab/>
+      </w:r>
+      <w:r>
+        <w:rPr>
+          <w:rFonts w:ascii="Times New Roman" w:hAnsi="Times New Roman"/>
+          <w:sz w:val="24"/>
+          <w:szCs w:val="24"/>
+          <w:lang w:eastAsia="id-ID"/>
+        </w:rPr>
+        <w:t>${nama}</w:t>
+      </w:r>
+    </w:p>
+    <w:p>
+      <w:pPr>
+        <w:tabs>
+          <w:tab w:val="left" w:pos="3960"/>
+          <w:tab w:val="left" w:pos="4253"/>
+        </w:tabs>
+        <w:spacing w:after="0" w:line="240" w:lineRule="auto"/>
+        <w:ind w:left="556" w:firstLine="720"/>
+        <w:rPr>
+          <w:rFonts w:ascii="Times New Roman" w:eastAsia="Times New Roman" w:hAnsi="Times New Roman"/>
+          <w:sz w:val="24"/>
+          <w:szCs w:val="24"/>
+        </w:rPr>
+      </w:pPr>
+      <w:r>
+        <w:rPr>
+          <w:rFonts w:ascii="Times New Roman" w:hAnsi="Times New Roman"/>
+          <w:sz w:val="24"/>
+          <w:szCs w:val="24"/>
+          <w:lang w:eastAsia="id-ID"/>
+        </w:rPr>
+        <w:t>NIM</w:t>
+      </w:r>
+      <w:r>
+        <w:rPr>
+          <w:rFonts w:ascii="Times New Roman" w:hAnsi="Times New Roman"/>
+          <w:sz w:val="24"/>
+          <w:szCs w:val="24"/>
+          <w:lang w:val="en-US" w:eastAsia="id-ID"/>
+        </w:rPr>
+        <w:t xml:space="preserve">            </w:t>
+      </w:r>
+      <w:r>
+        <w:rPr>
+          <w:rFonts w:ascii="Times New Roman" w:hAnsi="Times New Roman"/>
+          <w:sz w:val="24"/>
+          <w:szCs w:val="24"/>
+          <w:lang w:eastAsia="id-ID"/>
+        </w:rPr>
+        <w:tab/>
+        <w:t>:</w:t>
+      </w:r>
+      <w:r>
+        <w:rPr>
+          <w:rFonts w:ascii="Times New Roman" w:hAnsi="Times New Roman"/>
+          <w:sz w:val="24"/>
+          <w:szCs w:val="24"/>
+          <w:lang w:eastAsia="id-ID"/>
+        </w:rPr>
+        <w:tab/>
+      </w:r>
+      <w:r>
+        <w:rPr>
+          <w:rFonts w:ascii="Times New Roman" w:hAnsi="Times New Roman"/>
+          <w:sz w:val="24"/>
+          <w:szCs w:val="24"/>
+          <w:lang w:eastAsia="id-ID"/>
+        </w:rPr>
+        <w:t>${</w:t>
+      </w:r>
+      <w:proofErr w:type="spellStart"/>
+      <w:r>
+        <w:rPr>
+          <w:rFonts w:ascii="Times New Roman" w:hAnsi="Times New Roman"/>
+          <w:sz w:val="24"/>
+          <w:szCs w:val="24"/>
+          <w:lang w:eastAsia="id-ID"/>
+        </w:rPr>
+        <w:t>nim</w:t>
+      </w:r>
+      <w:proofErr w:type="spellEnd"/>
+      <w:r>
+        <w:rPr>
+          <w:rFonts w:ascii="Times New Roman" w:hAnsi="Times New Roman"/>
+          <w:sz w:val="24"/>
+          <w:szCs w:val="24"/>
+          <w:lang w:eastAsia="id-ID"/>
+        </w:rPr>
+        <w:t>}</w:t>
+      </w:r>
+    </w:p>
+    <w:p>
+      <w:pPr>
+        <w:tabs>
+          <w:tab w:val="left" w:pos="3960"/>
+          <w:tab w:val="left" w:pos="4253"/>
+          <w:tab w:val="left" w:pos="6645"/>
+        </w:tabs>
+        <w:spacing w:after="0" w:line="240" w:lineRule="auto"/>
+        <w:ind w:left="1418" w:right="1559" w:hanging="142"/>
+        <w:rPr>
+          <w:rFonts w:ascii="Times New Roman" w:hAnsi="Times New Roman"/>
+          <w:sz w:val="24"/>
+          <w:szCs w:val="24"/>
+          <w:lang w:val="en-US" w:eastAsia="id-ID"/>
+        </w:rPr>
+      </w:pPr>
+      <w:r>
+        <w:rPr>
+          <w:rFonts w:ascii="Times New Roman" w:hAnsi="Times New Roman"/>
+          <w:sz w:val="24"/>
+          <w:szCs w:val="24"/>
+          <w:lang w:eastAsia="id-ID"/>
+        </w:rPr>
+        <w:t>Hari/Tanggal</w:t>
+      </w:r>
+      <w:r>
+        <w:rPr>
+          <w:rFonts w:ascii="Times New Roman" w:hAnsi="Times New Roman"/>
+          <w:sz w:val="24"/>
+          <w:szCs w:val="24"/>
+          <w:lang w:eastAsia="id-ID"/>
+        </w:rPr>
+        <w:tab/>
+        <w:t>:</w:t>
+      </w:r>
+      <w:r>
+        <w:rPr>
+          <w:rFonts w:ascii="Times New Roman" w:hAnsi="Times New Roman"/>
+          <w:sz w:val="24"/>
+          <w:szCs w:val="24"/>
+          <w:lang w:eastAsia="id-ID"/>
+        </w:rPr>
+        <w:tab/>
+      </w:r>
+      <w:r>
+        <w:rPr>
+          <w:rFonts w:ascii="Times New Roman" w:hAnsi="Times New Roman"/>
+          <w:sz w:val="24"/>
+          <w:szCs w:val="24"/>
+          <w:lang w:eastAsia="id-ID"/>
+        </w:rPr>
+        <w:t>${</w:t>
+      </w:r>
+      <w:proofErr w:type="spellStart"/>
+      <w:r>
+        <w:rPr>
+          <w:rFonts w:ascii="Times New Roman" w:hAnsi="Times New Roman"/>
+          <w:sz w:val="24"/>
+          <w:szCs w:val="24"/>
+          <w:lang w:eastAsia="id-ID"/>
+        </w:rPr>
+        <w:t>hari_tanggal</w:t>
+      </w:r>
+      <w:proofErr w:type="spellEnd"/>
+      <w:r>
+        <w:rPr>
+          <w:rFonts w:ascii="Times New Roman" w:hAnsi="Times New Roman"/>
+          <w:sz w:val="24"/>
+          <w:szCs w:val="24"/>
+          <w:lang w:eastAsia="id-ID"/>
+        </w:rPr>
+        <w:t>}</w:t>
+      </w:r>
+    </w:p>
+    <w:p>
+      <w:pPr>
+        <w:tabs>
+          <w:tab w:val="left" w:pos="3960"/>
+          <w:tab w:val="left" w:pos="4253"/>
+        </w:tabs>
+        <w:spacing w:after="0" w:line="240" w:lineRule="auto"/>
+        <w:ind w:left="1418" w:right="1559" w:hanging="142"/>
+        <w:rPr>
+          <w:rFonts w:ascii="Times New Roman" w:hAnsi="Times New Roman"/>
+          <w:sz w:val="24"/>
+          <w:szCs w:val="24"/>
+          <w:lang w:val="en-US" w:eastAsia="id-ID"/>
+        </w:rPr>
+      </w:pPr>
+      <w:r>
+        <w:rPr>
+          <w:rFonts w:ascii="Times New Roman" w:hAnsi="Times New Roman"/>
+          <w:sz w:val="24"/>
+          <w:szCs w:val="24"/>
+          <w:lang w:eastAsia="id-ID"/>
+        </w:rPr>
+        <w:t>Waktu</w:t>
+      </w:r>
+      <w:r>
+        <w:rPr>
+          <w:rFonts w:ascii="Times New Roman" w:hAnsi="Times New Roman"/>
+          <w:sz w:val="24"/>
+          <w:szCs w:val="24"/>
+          <w:lang w:eastAsia="id-ID"/>
+        </w:rPr>
+        <w:tab/>
+        <w:t>:</w:t>
+      </w:r>
+      <w:r>
+        <w:rPr>
+          <w:rFonts w:ascii="Times New Roman" w:hAnsi="Times New Roman"/>
+          <w:sz w:val="24"/>
+          <w:szCs w:val="24"/>
+          <w:lang w:eastAsia="id-ID"/>
+        </w:rPr>
+        <w:tab/>
+      </w:r>
+      <w:r>
+        <w:rPr>
+          <w:rFonts w:ascii="Times New Roman" w:hAnsi="Times New Roman"/>
+          <w:sz w:val="24"/>
+          <w:szCs w:val="24"/>
+          <w:lang w:eastAsia="id-ID"/>
+        </w:rPr>
+        <w:t>${waktu}</w:t>
+      </w:r>
+    </w:p>
+    <w:p>
+      <w:pPr>
+        <w:tabs>
+          <w:tab w:val="left" w:pos="3960"/>
+          <w:tab w:val="left" w:pos="4253"/>
+        </w:tabs>
+        <w:spacing w:after="0" w:line="240" w:lineRule="auto"/>
+        <w:ind w:left="1418" w:right="1559" w:hanging="142"/>
+        <w:rPr>
+          <w:rFonts w:ascii="Times New Roman" w:hAnsi="Times New Roman"/>
+          <w:sz w:val="24"/>
+          <w:szCs w:val="24"/>
+          <w:lang w:eastAsia="id-ID"/>
+        </w:rPr>
+      </w:pPr>
+      <w:proofErr w:type="spellStart"/>
+      <w:r>
+        <w:rPr>
+          <w:rFonts w:ascii="Times New Roman" w:hAnsi="Times New Roman"/>
+          <w:sz w:val="24"/>
+          <w:szCs w:val="24"/>
+          <w:lang w:val="en-US" w:eastAsia="id-ID"/>
+        </w:rPr>
+        <w:t>Tempat</w:t>
+      </w:r>
+      <w:proofErr w:type="spellEnd"/>
+      <w:r>
+        <w:rPr>
+          <w:rFonts w:ascii="Times New Roman" w:hAnsi="Times New Roman"/>
+          <w:sz w:val="24"/>
+          <w:szCs w:val="24"/>
+          <w:lang w:eastAsia="id-ID"/>
+        </w:rPr>
+        <w:tab/>
+        <w:t>:</w:t>
+      </w:r>
+      <w:r>
+        <w:rPr>
+          <w:rFonts w:ascii="Times New Roman" w:hAnsi="Times New Roman"/>
+          <w:sz w:val="24"/>
+          <w:szCs w:val="24"/>
+          <w:lang w:eastAsia="id-ID"/>
+        </w:rPr>
+        <w:tab/>
+      </w:r>
+      <w:r>
+        <w:rPr>
+          <w:rFonts w:ascii="Times New Roman" w:hAnsi="Times New Roman"/>
+          <w:sz w:val="24"/>
+          <w:szCs w:val="24"/>
+          <w:lang w:eastAsia="id-ID"/>
+        </w:rPr>
+        <w:t>${</w:t>
+      </w:r>
+      <w:r>
+        <w:rPr>
+          <w:rFonts w:ascii="Times New Roman" w:hAnsi="Times New Roman"/>
+          <w:sz w:val="24"/>
+          <w:szCs w:val="24"/>
+          <w:lang w:eastAsia="id-ID"/>
+        </w:rPr>
+        <w:t>tempat</w:t>
+      </w:r>
+      <w:r>
+        <w:rPr>
+          <w:rFonts w:ascii="Times New Roman" w:hAnsi="Times New Roman"/>
+          <w:sz w:val="24"/>
+          <w:szCs w:val="24"/>
+          <w:lang w:eastAsia="id-ID"/>
+        </w:rPr>
+        <w:t>}</w:t>
+      </w:r>
+    </w:p>
+    <w:p>
+      <w:pPr>
+        <w:tabs>
+          <w:tab w:val="left" w:pos="3960"/>
+          <w:tab w:val="left" w:pos="4253"/>
+        </w:tabs>
+        <w:autoSpaceDE w:val="0"/>
+        <w:autoSpaceDN w:val="0"/>
+        <w:adjustRightInd w:val="0"/>
+        <w:spacing w:after="0" w:line="240" w:lineRule="auto"/>
+        <w:ind w:left="4253" w:hanging="2977"/>
+        <w:rPr>
+          <w:rFonts w:ascii="Times New Roman" w:hAnsi="Times New Roman"/>
+          <w:sz w:val="24"/>
+          <w:szCs w:val="24"/>
+          <w:lang w:val="en-US"/>
+        </w:rPr>
+      </w:pPr>
+      <w:r>
+        <w:rPr>
+          <w:rFonts w:ascii="Times New Roman" w:hAnsi="Times New Roman"/>
+          <w:sz w:val="24"/>
+          <w:szCs w:val="24"/>
+          <w:lang w:eastAsia="id-ID"/>
+        </w:rPr>
+        <w:t xml:space="preserve">Judul </w:t>
+      </w:r>
+      <w:r>
+        <w:rPr>
+          <w:rFonts w:ascii="Times New Roman" w:hAnsi="Times New Roman"/>
+          <w:sz w:val="24"/>
+          <w:szCs w:val="24"/>
+          <w:lang w:eastAsia="id-ID"/>
+        </w:rPr>
+        <w:t>Proposal</w:t>
+      </w:r>
+      <w:r>
+        <w:rPr>
+          <w:rFonts w:ascii="Times New Roman" w:hAnsi="Times New Roman"/>
+          <w:sz w:val="24"/>
+          <w:szCs w:val="24"/>
+          <w:lang w:eastAsia="id-ID"/>
+        </w:rPr>
+        <w:t xml:space="preserve">        </w:t>
+      </w:r>
+      <w:r>
+        <w:rPr>
+          <w:rFonts w:ascii="Times New Roman" w:hAnsi="Times New Roman"/>
+          <w:sz w:val="24"/>
+          <w:szCs w:val="24"/>
+          <w:lang w:val="en-US" w:eastAsia="id-ID"/>
+        </w:rPr>
+        <w:t xml:space="preserve">     </w:t>
+      </w:r>
+      <w:r>
+        <w:rPr>
+          <w:rFonts w:ascii="Times New Roman" w:hAnsi="Times New Roman"/>
+          <w:sz w:val="24"/>
+          <w:szCs w:val="24"/>
+          <w:lang w:val="en-US" w:eastAsia="id-ID"/>
+        </w:rPr>
+        <w:tab/>
+      </w:r>
+      <w:r>
+        <w:rPr>
+          <w:rFonts w:ascii="Times New Roman" w:hAnsi="Times New Roman"/>
+          <w:sz w:val="24"/>
+          <w:szCs w:val="24"/>
+          <w:lang w:eastAsia="id-ID"/>
+        </w:rPr>
+        <w:t>:</w:t>
+      </w:r>
+      <w:r>
+        <w:rPr>
+          <w:rFonts w:ascii="Times New Roman" w:hAnsi="Times New Roman"/>
+          <w:sz w:val="24"/>
+          <w:szCs w:val="24"/>
+          <w:lang w:eastAsia="id-ID"/>
+        </w:rPr>
+        <w:tab/>
+      </w:r>
+      <w:r>
+        <w:rPr>
+          <w:rFonts w:ascii="Times New Roman" w:hAnsi="Times New Roman"/>
+          <w:sz w:val="24"/>
+          <w:szCs w:val="24"/>
+          <w:lang w:eastAsia="id-ID"/>
+        </w:rPr>
+        <w:t>${</w:t>
+      </w:r>
+      <w:proofErr w:type="spellStart"/>
+      <w:r>
+        <w:rPr>
+          <w:rFonts w:ascii="Times New Roman" w:hAnsi="Times New Roman"/>
+          <w:sz w:val="24"/>
+          <w:szCs w:val="24"/>
+          <w:lang w:eastAsia="id-ID"/>
+        </w:rPr>
+        <w:t>judul</w:t>
+      </w:r>
+      <w:r>
+        <w:rPr>
+          <w:rFonts w:ascii="Times New Roman" w:hAnsi="Times New Roman"/>
+          <w:sz w:val="24"/>
+          <w:szCs w:val="24"/>
+          <w:lang w:eastAsia="id-ID"/>
+        </w:rPr>
+        <w:t>_proposal</w:t>
+      </w:r>
+      <w:proofErr w:type="spellEnd"/>
+      <w:r>
+        <w:rPr>
+          <w:rFonts w:ascii="Times New Roman" w:hAnsi="Times New Roman"/>
+          <w:sz w:val="24"/>
+          <w:szCs w:val="24"/>
+          <w:lang w:eastAsia="id-ID"/>
+        </w:rPr>
+        <w:t>}</w:t>
+      </w:r>
+    </w:p>
+    <w:p>
+      <w:pPr>
+        <w:tabs>
+          <w:tab w:val="left" w:pos="3060"/>
+          <w:tab w:val="left" w:pos="3420"/>
+        </w:tabs>
+        <w:spacing w:after="0" w:line="240" w:lineRule="auto"/>
+        <w:ind w:left="3420" w:right="425" w:hanging="2144"/>
+        <w:jc w:val="both"/>
+        <w:rPr>
+          <w:rFonts w:ascii="Times New Roman" w:hAnsi="Times New Roman"/>
+          <w:sz w:val="24"/>
+          <w:szCs w:val="24"/>
+        </w:rPr>
+      </w:pPr>
+    </w:p>
+    <w:p>
+      <w:pPr>
+        <w:tabs>
+          <w:tab w:val="left" w:pos="3969"/>
+        </w:tabs>
+        <w:spacing w:after="0" w:line="240" w:lineRule="auto"/>
+        <w:ind w:left="4253" w:right="425" w:hanging="2977"/>
+        <w:jc w:val="both"/>
+        <w:rPr>
+          <w:rFonts w:ascii="Times New Roman" w:hAnsi="Times New Roman"/>
+          <w:sz w:val="24"/>
+          <w:szCs w:val="24"/>
+          <w:lang w:eastAsia="id-ID"/>
+        </w:rPr>
+      </w:pPr>
+    </w:p>
+    <w:p>
+      <w:pPr>
+        <w:spacing w:after="0" w:line="240" w:lineRule="auto"/>
+        <w:ind w:left="1418" w:right="1559" w:hanging="142"/>
+        <w:rPr>
+          <w:rFonts w:ascii="Times New Roman" w:hAnsi="Times New Roman"/>
+          <w:sz w:val="24"/>
+          <w:szCs w:val="24"/>
+          <w:lang w:eastAsia="id-ID"/>
+        </w:rPr>
+      </w:pPr>
+    </w:p>
+    <w:p>
+      <w:pPr>
+        <w:spacing w:after="0" w:line="240" w:lineRule="auto"/>
+        <w:ind w:left="1418" w:right="1559" w:hanging="142"/>
+        <w:rPr>
+          <w:rFonts w:ascii="Times New Roman" w:hAnsi="Times New Roman"/>
+          <w:sz w:val="24"/>
+          <w:szCs w:val="24"/>
+          <w:lang w:eastAsia="id-ID"/>
+        </w:rPr>
+      </w:pPr>
+    </w:p>
+    <w:p>
+      <w:pPr>
+        <w:spacing w:after="0" w:line="240" w:lineRule="auto"/>
+        <w:ind w:left="1418" w:right="1559" w:hanging="142"/>
+        <w:rPr>
+          <w:rFonts w:ascii="Times New Roman" w:hAnsi="Times New Roman"/>
+          <w:sz w:val="24"/>
+          <w:szCs w:val="24"/>
+          <w:lang w:eastAsia="id-ID"/>
+        </w:rPr>
+      </w:pPr>
+      <w:r>
+        <w:rPr>
+          <w:rFonts w:ascii="Times New Roman" w:hAnsi="Times New Roman"/>
+          <w:sz w:val="24"/>
+          <w:szCs w:val="24"/>
+          <w:lang w:eastAsia="id-ID"/>
+        </w:rPr>
+        <w:t>Nilai</w:t>
+      </w:r>
+      <w:r>
+        <w:rPr>
+          <w:rFonts w:ascii="Times New Roman" w:hAnsi="Times New Roman"/>
+          <w:sz w:val="24"/>
+          <w:szCs w:val="24"/>
+          <w:lang w:eastAsia="id-ID"/>
+        </w:rPr>
+        <w:tab/>
+        <w:t>:</w:t>
+      </w:r>
+      <w:r>
+        <w:rPr>
+          <w:rFonts w:ascii="Times New Roman" w:hAnsi="Times New Roman"/>
+          <w:sz w:val="24"/>
+          <w:szCs w:val="24"/>
+          <w:lang w:eastAsia="id-ID"/>
+        </w:rPr>
+        <w:tab/>
+        <w:t>…………… ( ………………………………… )</w:t>
+      </w:r>
+    </w:p>
+    <w:p>
+      <w:pPr>
+        <w:spacing w:after="0" w:line="240" w:lineRule="auto"/>
+        <w:ind w:left="1418" w:right="1559"/>
+        <w:rPr>
+          <w:rFonts w:ascii="Times New Roman" w:hAnsi="Times New Roman"/>
+          <w:sz w:val="24"/>
+          <w:szCs w:val="24"/>
+          <w:lang w:eastAsia="id-ID"/>
+        </w:rPr>
+      </w:pPr>
+    </w:p>
+    <w:p>
+      <w:pPr>
+        <w:spacing w:after="0" w:line="240" w:lineRule="auto"/>
+        <w:ind w:left="1418" w:right="1559"/>
+        <w:rPr>
+          <w:rFonts w:ascii="Times New Roman" w:hAnsi="Times New Roman"/>
+          <w:sz w:val="24"/>
+          <w:szCs w:val="24"/>
+          <w:lang w:eastAsia="id-ID"/>
+        </w:rPr>
+      </w:pPr>
+    </w:p>
+    <w:p>
+      <w:pPr>
+        <w:spacing w:after="0" w:line="240" w:lineRule="auto"/>
+        <w:ind w:left="1418" w:right="1559"/>
+        <w:rPr>
+          <w:rFonts w:ascii="Times New Roman" w:hAnsi="Times New Roman"/>
+          <w:sz w:val="24"/>
+          <w:szCs w:val="24"/>
+          <w:lang w:eastAsia="id-ID"/>
+        </w:rPr>
+      </w:pPr>
+    </w:p>
+    <w:p>
+      <w:pPr>
+        <w:spacing w:after="0" w:line="240" w:lineRule="auto"/>
+        <w:ind w:left="1418" w:right="1559"/>
+        <w:rPr>
+          <w:rFonts w:ascii="Times New Roman" w:hAnsi="Times New Roman"/>
+          <w:sz w:val="24"/>
+          <w:szCs w:val="24"/>
+          <w:lang w:eastAsia="id-ID"/>
+        </w:rPr>
+      </w:pPr>
+    </w:p>
+    <w:p>
+      <w:pPr>
+        <w:spacing w:after="0" w:line="240" w:lineRule="auto"/>
+        <w:ind w:left="1418" w:right="1559"/>
+        <w:rPr>
+          <w:rFonts w:ascii="Times New Roman" w:hAnsi="Times New Roman"/>
+          <w:sz w:val="24"/>
+          <w:szCs w:val="24"/>
+          <w:lang w:eastAsia="id-ID"/>
+        </w:rPr>
+      </w:pPr>
+    </w:p>
+    <w:p>
+      <w:pPr>
+        <w:spacing w:after="0" w:line="240" w:lineRule="auto"/>
+        <w:ind w:left="1418" w:right="1559"/>
+        <w:rPr>
+          <w:rFonts w:ascii="Times New Roman" w:hAnsi="Times New Roman"/>
+          <w:sz w:val="24"/>
+          <w:szCs w:val="24"/>
+          <w:lang w:val="en-US" w:eastAsia="id-ID"/>
+        </w:rPr>
+      </w:pPr>
+      <w:r>
+        <w:rPr>
+          <w:rFonts w:ascii="Times New Roman" w:hAnsi="Times New Roman"/>
+          <w:sz w:val="24"/>
+          <w:szCs w:val="24"/>
+          <w:lang w:eastAsia="id-ID"/>
+        </w:rPr>
+        <w:t xml:space="preserve">  </w:t>
+      </w:r>
+      <w:r>
+        <w:rPr>
+          <w:rFonts w:ascii="Times New Roman" w:hAnsi="Times New Roman"/>
+          <w:sz w:val="24"/>
+          <w:szCs w:val="24"/>
+          <w:lang w:eastAsia="id-ID"/>
+        </w:rPr>
+        <w:tab/>
+      </w:r>
+      <w:r>
+        <w:rPr>
+          <w:rFonts w:ascii="Times New Roman" w:hAnsi="Times New Roman"/>
+          <w:sz w:val="24"/>
+          <w:szCs w:val="24"/>
+          <w:lang w:eastAsia="id-ID"/>
+        </w:rPr>
+        <w:tab/>
+      </w:r>
+      <w:r>
+        <w:rPr>
+          <w:rFonts w:ascii="Times New Roman" w:hAnsi="Times New Roman"/>
+          <w:sz w:val="24"/>
+          <w:szCs w:val="24"/>
+          <w:lang w:eastAsia="id-ID"/>
+        </w:rPr>
+        <w:tab/>
+      </w:r>
+      <w:r>
+        <w:rPr>
+          <w:rFonts w:ascii="Times New Roman" w:hAnsi="Times New Roman"/>
+          <w:sz w:val="24"/>
+          <w:szCs w:val="24"/>
+          <w:lang w:eastAsia="id-ID"/>
+        </w:rPr>
+        <w:tab/>
+      </w:r>
+      <w:r>
+        <w:rPr>
+          <w:rFonts w:ascii="Times New Roman" w:hAnsi="Times New Roman"/>
+          <w:sz w:val="24"/>
+          <w:szCs w:val="24"/>
+          <w:lang w:eastAsia="id-ID"/>
+        </w:rPr>
+        <w:tab/>
+      </w:r>
+      <w:r>
+        <w:rPr>
+          <w:rFonts w:ascii="Times New Roman" w:hAnsi="Times New Roman"/>
+          <w:sz w:val="24"/>
+          <w:szCs w:val="24"/>
+          <w:lang w:eastAsia="id-ID"/>
+        </w:rPr>
+        <w:tab/>
+      </w:r>
+      <w:r>
+        <w:rPr>
+          <w:rFonts w:ascii="Times New Roman" w:hAnsi="Times New Roman"/>
+          <w:sz w:val="24"/>
+          <w:szCs w:val="24"/>
+          <w:lang w:eastAsia="id-ID"/>
+        </w:rPr>
+        <w:tab/>
+      </w:r>
+      <w:r>
+        <w:rPr>
+          <w:rFonts w:ascii="Times New Roman" w:hAnsi="Times New Roman"/>
+          <w:sz w:val="24"/>
+          <w:szCs w:val="24"/>
+          <w:lang w:eastAsia="id-ID"/>
+        </w:rPr>
+        <w:tab/>
+      </w:r>
+      <w:r>
+        <w:rPr>
+          <w:rFonts w:ascii="Times New Roman" w:hAnsi="Times New Roman"/>
+          <w:sz w:val="24"/>
+          <w:szCs w:val="24"/>
+          <w:lang w:eastAsia="id-ID"/>
+        </w:rPr>
+        <w:t>Bogor,</w:t>
+      </w:r>
+      <w:r>
+        <w:rPr>
+          <w:rFonts w:ascii="Times New Roman" w:hAnsi="Times New Roman"/>
+          <w:sz w:val="24"/>
+          <w:szCs w:val="24"/>
+          <w:lang w:eastAsia="id-ID"/>
+        </w:rPr>
+        <w:t xml:space="preserve"> </w:t>
+      </w:r>
+      <w:r>
+        <w:rPr>
+          <w:rFonts w:ascii="Times New Roman" w:hAnsi="Times New Roman"/>
+          <w:sz w:val="24"/>
+          <w:szCs w:val="24"/>
+          <w:lang w:eastAsia="id-ID"/>
+        </w:rPr>
+        <w:t>${tanggal}</w:t>
+      </w:r>
+      <w:r>
+        <w:rPr>
+          <w:rFonts w:ascii="Times New Roman" w:hAnsi="Times New Roman"/>
+          <w:sz w:val="24"/>
+          <w:szCs w:val="24"/>
+          <w:lang w:val="en-US" w:eastAsia="id-ID"/>
+        </w:rPr>
+        <w:t xml:space="preserve">  </w:t>
+      </w:r>
+    </w:p>
+    <w:p>
+      <w:pPr>
+        <w:spacing w:after="0" w:line="240" w:lineRule="auto"/>
+        <w:ind w:left="1418" w:right="1559"/>
+        <w:rPr>
+          <w:rFonts w:ascii="Times New Roman" w:hAnsi="Times New Roman"/>
+          <w:sz w:val="24"/>
+          <w:szCs w:val="24"/>
+          <w:lang w:eastAsia="id-ID"/>
+        </w:rPr>
+      </w:pPr>
+      <w:r>
+        <w:rPr>
+          <w:rFonts w:ascii="Times New Roman" w:hAnsi="Times New Roman"/>
+          <w:sz w:val="24"/>
+          <w:szCs w:val="24"/>
+          <w:lang w:eastAsia="id-ID"/>
+        </w:rPr>
+        <w:tab/>
+      </w:r>
+      <w:r>
+        <w:rPr>
+          <w:rFonts w:ascii="Times New Roman" w:hAnsi="Times New Roman"/>
+          <w:sz w:val="24"/>
+          <w:szCs w:val="24"/>
+          <w:lang w:eastAsia="id-ID"/>
+        </w:rPr>
+        <w:tab/>
+      </w:r>
+      <w:r>
+        <w:rPr>
+          <w:rFonts w:ascii="Times New Roman" w:hAnsi="Times New Roman"/>
+          <w:sz w:val="24"/>
+          <w:szCs w:val="24"/>
+          <w:lang w:eastAsia="id-ID"/>
+        </w:rPr>
+        <w:tab/>
+      </w:r>
+      <w:r>
+        <w:rPr>
+          <w:rFonts w:ascii="Times New Roman" w:hAnsi="Times New Roman"/>
+          <w:sz w:val="24"/>
+          <w:szCs w:val="24"/>
+          <w:lang w:eastAsia="id-ID"/>
+        </w:rPr>
+        <w:tab/>
+      </w:r>
+      <w:r>
+        <w:rPr>
+          <w:rFonts w:ascii="Times New Roman" w:hAnsi="Times New Roman"/>
+          <w:sz w:val="24"/>
+          <w:szCs w:val="24"/>
+          <w:lang w:eastAsia="id-ID"/>
+        </w:rPr>
+        <w:tab/>
+      </w:r>
+      <w:r>
+        <w:rPr>
+          <w:rFonts w:ascii="Times New Roman" w:hAnsi="Times New Roman"/>
+          <w:sz w:val="24"/>
+          <w:szCs w:val="24"/>
+          <w:lang w:eastAsia="id-ID"/>
+        </w:rPr>
+        <w:tab/>
+      </w:r>
+      <w:r>
+        <w:rPr>
+          <w:rFonts w:ascii="Times New Roman" w:hAnsi="Times New Roman"/>
+          <w:sz w:val="24"/>
+          <w:szCs w:val="24"/>
+          <w:lang w:eastAsia="id-ID"/>
+        </w:rPr>
+        <w:tab/>
+      </w:r>
+      <w:r>
+        <w:rPr>
+          <w:rFonts w:ascii="Times New Roman" w:hAnsi="Times New Roman"/>
+          <w:sz w:val="24"/>
+          <w:szCs w:val="24"/>
+          <w:lang w:eastAsia="id-ID"/>
+        </w:rPr>
+        <w:tab/>
+        <w:t>Penilai</w:t>
+      </w:r>
+      <w:r>
+        <w:rPr>
+          <w:rFonts w:ascii="Times New Roman" w:hAnsi="Times New Roman"/>
+          <w:sz w:val="24"/>
+          <w:szCs w:val="24"/>
+          <w:lang w:eastAsia="id-ID"/>
+        </w:rPr>
+        <w:t>,</w:t>
+      </w:r>
+    </w:p>
+    <w:p>
+      <w:pPr>
+        <w:spacing w:after="0" w:line="240" w:lineRule="auto"/>
+        <w:ind w:right="1559"/>
+        <w:rPr>
+          <w:rFonts w:ascii="Times New Roman" w:hAnsi="Times New Roman"/>
+          <w:sz w:val="24"/>
+          <w:szCs w:val="24"/>
+          <w:lang w:val="en-US" w:eastAsia="id-ID"/>
         </w:rPr>
       </w:pPr>
       <w:r>
@@ -19,7 +1106,7 @@
           <w:szCs w:val="24"/>
           <w:lang w:val="en-US"/>
         </w:rPr>
-        <w:pict w14:anchorId="0C868F1D">
+        <w:pict w14:anchorId="283A41B4">
           <v:shapetype id="_x0000_t75" coordsize="21600,21600" o:spt="75" o:preferrelative="t" path="m@4@5l@4@11@9@11@9@5xe" filled="f" stroked="f">
             <v:stroke joinstyle="miter"/>
             <v:formulas>
@@ -39,1397 +1126,12 @@
             <v:path o:extrusionok="f" gradientshapeok="t" o:connecttype="rect"/>
             <o:lock v:ext="edit" aspectratio="t"/>
           </v:shapetype>
-          <v:shape id="Picture 17" o:spid="_x0000_s1045" type="#_x0000_t75" alt="Description: ppri662013_statuta_LOGO" style="position:absolute;margin-left:-14.15pt;margin-top:18.4pt;width:57pt;height:57pt;z-index:2;visibility:visible">
-            <v:imagedata r:id="rId5" o:title="ppri662013_statuta_LOGO"/>
+          <v:shape id="Picture 5" o:spid="_x0000_s1044" type="#_x0000_t75" style="position:absolute;margin-left:-15.2pt;margin-top:-24.25pt;width:36pt;height:401.25pt;z-index:1;visibility:visible">
+            <v:imagedata r:id="rId5" o:title="" croptop="36095f" cropleft="1086f" cropright="61123f"/>
             <w10:wrap type="square"/>
           </v:shape>
         </w:pict>
       </w:r>
-    </w:p>
-    <w:p>
-      <w:pPr>
-        <w:rPr>
-          <w:rFonts w:ascii="Times New Roman" w:hAnsi="Times New Roman"/>
-          <w:sz w:val="24"/>
-          <w:szCs w:val="24"/>
-        </w:rPr>
-      </w:pPr>
-      <w:r>
-        <w:rPr>
-          <w:rFonts w:cs="Calibri"/>
-          <w:noProof/>
-          <w:sz w:val="24"/>
-          <w:szCs w:val="24"/>
-          <w:lang w:val="en-US"/>
-        </w:rPr>
-        <w:pict w14:anchorId="212D0023">
-          <v:shapetype id="_x0000_t202" coordsize="21600,21600" o:spt="202" path="m,l,21600r21600,l21600,xe">
-            <v:stroke joinstyle="miter"/>
-            <v:path gradientshapeok="t" o:connecttype="rect"/>
-          </v:shapetype>
-          <v:shape id="_x0000_s1048" type="#_x0000_t202" style="position:absolute;margin-left:321.5pt;margin-top:6.1pt;width:200.15pt;height:66.05pt;z-index:5;visibility:visible" o:gfxdata="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" stroked="f">
-            <v:textbox>
-              <w:txbxContent>
-                <w:p>
-                  <w:pPr>
-                    <w:spacing w:after="0" w:line="240" w:lineRule="auto"/>
-                    <w:rPr>
-                      <w:rFonts w:ascii="Barmeno Regular" w:hAnsi="Barmeno Regular" w:cs="Calibri"/>
-                      <w:b/>
-                      <w:sz w:val="20"/>
-                      <w:szCs w:val="16"/>
-                    </w:rPr>
-                  </w:pPr>
-                  <w:r>
-                    <w:rPr>
-                      <w:rFonts w:ascii="Barmeno Regular" w:hAnsi="Barmeno Regular" w:cs="Calibri"/>
-                      <w:b/>
-                      <w:sz w:val="20"/>
-                      <w:szCs w:val="16"/>
-                    </w:rPr>
-                    <w:t>DEPARTEMEN SILVIKULTUR</w:t>
-                  </w:r>
-                </w:p>
-                <w:p>
-                  <w:pPr>
-                    <w:spacing w:after="0" w:line="240" w:lineRule="auto"/>
-                    <w:rPr>
-                      <w:rFonts w:ascii="Barmeno Regular" w:hAnsi="Barmeno Regular" w:cs="Calibri"/>
-                      <w:sz w:val="20"/>
-                      <w:szCs w:val="16"/>
-                    </w:rPr>
-                  </w:pPr>
-                  <w:r>
-                    <w:rPr>
-                      <w:rFonts w:ascii="Barmeno Regular" w:hAnsi="Barmeno Regular" w:cs="Calibri"/>
-                      <w:sz w:val="20"/>
-                      <w:szCs w:val="16"/>
-                    </w:rPr>
-                    <w:t>Kampus IPB Dramaga, Bogor 16680</w:t>
-                  </w:r>
-                </w:p>
-                <w:p>
-                  <w:pPr>
-                    <w:tabs>
-                      <w:tab w:val="left" w:pos="851"/>
-                    </w:tabs>
-                    <w:spacing w:after="0" w:line="240" w:lineRule="auto"/>
-                    <w:rPr>
-                      <w:rFonts w:ascii="Barmeno Regular" w:hAnsi="Barmeno Regular" w:cs="Calibri"/>
-                      <w:sz w:val="20"/>
-                      <w:szCs w:val="16"/>
-                    </w:rPr>
-                  </w:pPr>
-                  <w:r>
-                    <w:rPr>
-                      <w:rFonts w:ascii="Barmeno Regular" w:hAnsi="Barmeno Regular" w:cs="Calibri"/>
-                      <w:sz w:val="20"/>
-                      <w:szCs w:val="16"/>
-                    </w:rPr>
-                    <w:t>Telepon</w:t>
-                  </w:r>
-                  <w:r>
-                    <w:rPr>
-                      <w:rFonts w:ascii="Barmeno Regular" w:hAnsi="Barmeno Regular" w:cs="Calibri"/>
-                      <w:sz w:val="20"/>
-                      <w:szCs w:val="16"/>
-                    </w:rPr>
-                    <w:tab/>
-                    <w:t>+62 251 862 6806</w:t>
-                  </w:r>
-                </w:p>
-                <w:p>
-                  <w:pPr>
-                    <w:tabs>
-                      <w:tab w:val="left" w:pos="851"/>
-                    </w:tabs>
-                    <w:spacing w:after="0" w:line="240" w:lineRule="auto"/>
-                    <w:rPr>
-                      <w:rFonts w:ascii="Barmeno Regular" w:hAnsi="Barmeno Regular" w:cs="Calibri"/>
-                      <w:sz w:val="20"/>
-                      <w:szCs w:val="16"/>
-                    </w:rPr>
-                  </w:pPr>
-                  <w:r>
-                    <w:rPr>
-                      <w:rFonts w:ascii="Barmeno Regular" w:hAnsi="Barmeno Regular" w:cs="Calibri"/>
-                      <w:sz w:val="20"/>
-                      <w:szCs w:val="16"/>
-                    </w:rPr>
-                    <w:t>Facsimile</w:t>
-                  </w:r>
-                  <w:r>
-                    <w:rPr>
-                      <w:rFonts w:ascii="Barmeno Regular" w:hAnsi="Barmeno Regular" w:cs="Calibri"/>
-                      <w:sz w:val="20"/>
-                      <w:szCs w:val="16"/>
-                    </w:rPr>
-                    <w:tab/>
-                    <w:t>+62 251 862 6886</w:t>
-                  </w:r>
-                </w:p>
-                <w:p>
-                  <w:pPr>
-                    <w:tabs>
-                      <w:tab w:val="left" w:pos="851"/>
-                    </w:tabs>
-                    <w:spacing w:after="0" w:line="240" w:lineRule="auto"/>
-                    <w:rPr>
-                      <w:rFonts w:ascii="Barmeno Regular" w:hAnsi="Barmeno Regular" w:cs="Calibri"/>
-                      <w:color w:val="0070C0"/>
-                      <w:sz w:val="16"/>
-                      <w:szCs w:val="16"/>
-                      <w:u w:val="single"/>
-                    </w:rPr>
-                  </w:pPr>
-                  <w:hyperlink r:id="rId6" w:history="1">
-                    <w:r>
-                      <w:rPr>
-                        <w:rFonts w:ascii="Barmeno Regular" w:hAnsi="Barmeno Regular" w:cs="Calibri"/>
-                        <w:color w:val="0070C0"/>
-                        <w:sz w:val="16"/>
-                        <w:szCs w:val="16"/>
-                        <w:u w:val="single"/>
-                      </w:rPr>
-                      <w:t>silvikultur@apps.ipb.ac.id</w:t>
-                    </w:r>
-                  </w:hyperlink>
-                  <w:r>
-                    <w:rPr>
-                      <w:rFonts w:ascii="Barmeno Regular" w:hAnsi="Barmeno Regular" w:cs="Calibri"/>
-                      <w:sz w:val="16"/>
-                      <w:szCs w:val="16"/>
-                    </w:rPr>
-                    <w:t xml:space="preserve">  </w:t>
-                  </w:r>
-                  <w:r>
-                    <w:rPr>
-                      <w:rFonts w:ascii="Barmeno Regular" w:hAnsi="Barmeno Regular" w:cs="Calibri"/>
-                      <w:color w:val="0070C0"/>
-                      <w:sz w:val="16"/>
-                      <w:szCs w:val="16"/>
-                      <w:u w:val="single"/>
-                    </w:rPr>
-                    <w:t>silvikultur.fahutan.ipb.ac.id</w:t>
-                  </w:r>
-                </w:p>
-                <w:p>
-                  <w:pPr>
-                    <w:spacing w:after="0"/>
-                    <w:rPr>
-                      <w:rFonts w:ascii="Barmeno Regular" w:hAnsi="Barmeno Regular" w:cs="Calibri"/>
-                      <w:sz w:val="16"/>
-                      <w:szCs w:val="16"/>
-                    </w:rPr>
-                  </w:pPr>
-                  <w:r>
-                    <w:rPr>
-                      <w:rFonts w:ascii="Barmeno Regular" w:hAnsi="Barmeno Regular"/>
-                    </w:rPr>
-                    <w:t>silvikultur.fahutan.ipb.ac.id</w:t>
-                  </w:r>
-                  <w:r>
-                    <w:rPr>
-                      <w:rFonts w:ascii="Barmeno Regular" w:hAnsi="Barmeno Regular" w:cs="Calibri"/>
-                      <w:sz w:val="16"/>
-                      <w:szCs w:val="16"/>
-                    </w:rPr>
-                    <w:t xml:space="preserve">    </w:t>
-                  </w:r>
-                </w:p>
-              </w:txbxContent>
-            </v:textbox>
-          </v:shape>
-        </w:pict>
-      </w:r>
-      <w:r>
-        <w:rPr>
-          <w:rFonts w:ascii="Times New Roman" w:hAnsi="Times New Roman"/>
-          <w:noProof/>
-          <w:sz w:val="24"/>
-          <w:szCs w:val="24"/>
-          <w:lang w:val="en-US"/>
-        </w:rPr>
-        <w:pict w14:anchorId="566B05D2">
-          <v:shape id="Text Box 2" o:spid="_x0000_s1046" type="#_x0000_t202" style="position:absolute;margin-left:-3.95pt;margin-top:1.6pt;width:317.85pt;height:66.1pt;z-index:3;visibility:visible" o:gfxdata="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" stroked="f">
-            <v:textbox>
-              <w:txbxContent>
-                <w:p>
-                  <w:pPr>
-                    <w:spacing w:after="0" w:line="240" w:lineRule="auto"/>
-                    <w:rPr>
-                      <w:rFonts w:ascii="Barmeno Regular" w:hAnsi="Barmeno Regular"/>
-                      <w:bCs/>
-                      <w:spacing w:val="4"/>
-                      <w:sz w:val="20"/>
-                      <w:szCs w:val="20"/>
-                      <w:lang w:val="en-US"/>
-                    </w:rPr>
-                  </w:pPr>
-                  <w:r>
-                    <w:rPr>
-                      <w:rFonts w:ascii="Barmeno Regular" w:hAnsi="Barmeno Regular"/>
-                      <w:bCs/>
-                      <w:spacing w:val="4"/>
-                      <w:sz w:val="20"/>
-                      <w:szCs w:val="20"/>
-                      <w:lang w:val="en-US"/>
-                    </w:rPr>
-                    <w:t>KEMENTERIAN PENDIDIKAN, KEBUDAYAAN, RISET, DAN TEKNOLOGI</w:t>
-                  </w:r>
-                </w:p>
-                <w:p>
-                  <w:pPr>
-                    <w:spacing w:after="0" w:line="240" w:lineRule="auto"/>
-                    <w:rPr>
-                      <w:rFonts w:ascii="Barmeno Regular" w:hAnsi="Barmeno Regular"/>
-                      <w:b/>
-                      <w:sz w:val="46"/>
-                      <w:szCs w:val="46"/>
-                    </w:rPr>
-                  </w:pPr>
-                  <w:r>
-                    <w:rPr>
-                      <w:rFonts w:ascii="Barmeno Regular" w:hAnsi="Barmeno Regular"/>
-                      <w:b/>
-                      <w:sz w:val="46"/>
-                      <w:szCs w:val="46"/>
-                    </w:rPr>
-                    <w:t>INSTITUT PERTANIAN BOGOR</w:t>
-                  </w:r>
-                </w:p>
-                <w:p>
-                  <w:pPr>
-                    <w:spacing w:after="0" w:line="240" w:lineRule="auto"/>
-                    <w:rPr>
-                      <w:rFonts w:ascii="Barmeno Regular" w:hAnsi="Barmeno Regular"/>
-                      <w:color w:val="808080"/>
-                      <w:sz w:val="28"/>
-                      <w:szCs w:val="28"/>
-                    </w:rPr>
-                  </w:pPr>
-                  <w:r>
-                    <w:rPr>
-                      <w:rFonts w:ascii="Barmeno Regular" w:hAnsi="Barmeno Regular"/>
-                      <w:color w:val="808080"/>
-                      <w:sz w:val="28"/>
-                      <w:szCs w:val="28"/>
-                    </w:rPr>
-                    <w:t>FAKULTAS KEHUTANAN DAN LINGKUNGAN</w:t>
-                  </w:r>
-                </w:p>
-                <w:p>
-                  <w:pPr>
-                    <w:spacing w:after="0" w:line="240" w:lineRule="auto"/>
-                    <w:rPr>
-                      <w:rFonts w:ascii="Barmeno Regular" w:hAnsi="Barmeno Regular"/>
-                      <w:sz w:val="28"/>
-                      <w:szCs w:val="28"/>
-                    </w:rPr>
-                  </w:pPr>
-                </w:p>
-              </w:txbxContent>
-            </v:textbox>
-          </v:shape>
-        </w:pict>
-      </w:r>
-      <w:r>
-        <w:rPr>
-          <w:rFonts w:ascii="Times New Roman" w:hAnsi="Times New Roman"/>
-          <w:noProof/>
-          <w:sz w:val="24"/>
-          <w:szCs w:val="24"/>
-          <w:lang w:val="en-US"/>
-        </w:rPr>
-        <w:pict w14:anchorId="62CB3196">
-          <v:line id="Straight Connector 1" o:spid="_x0000_s1047" style="position:absolute;z-index:4;visibility:visible" from="318.55pt,11.35pt" to="318.55pt,63pt" o:gfxdata="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" strokeweight=".03pt"/>
-        </w:pict>
-      </w:r>
-    </w:p>
-    <w:p>
-      <w:pPr>
-        <w:rPr>
-          <w:rFonts w:ascii="Times New Roman" w:hAnsi="Times New Roman"/>
-          <w:sz w:val="24"/>
-          <w:szCs w:val="24"/>
-        </w:rPr>
-      </w:pPr>
-    </w:p>
-    <w:p>
-      <w:pPr>
-        <w:tabs>
-          <w:tab w:val="right" w:pos="10037"/>
-        </w:tabs>
-        <w:rPr>
-          <w:rFonts w:ascii="Times New Roman" w:hAnsi="Times New Roman"/>
-          <w:sz w:val="24"/>
-          <w:szCs w:val="24"/>
-        </w:rPr>
-      </w:pPr>
-      <w:r>
-        <w:rPr>
-          <w:rFonts w:ascii="Times New Roman" w:hAnsi="Times New Roman"/>
-          <w:sz w:val="24"/>
-          <w:szCs w:val="24"/>
-        </w:rPr>
-        <w:tab/>
-      </w:r>
-    </w:p>
-    <w:p>
-      <w:pPr>
-        <w:spacing w:after="0" w:line="240" w:lineRule="auto"/>
-        <w:ind w:left="1418" w:right="1559"/>
-        <w:rPr>
-          <w:rFonts w:ascii="Times New Roman" w:hAnsi="Times New Roman"/>
-          <w:b/>
-          <w:bCs/>
-          <w:sz w:val="40"/>
-          <w:szCs w:val="40"/>
-          <w:lang w:eastAsia="id-ID"/>
-        </w:rPr>
-      </w:pPr>
-      <w:r>
-        <w:rPr>
-          <w:rFonts w:cs="Calibri"/>
-          <w:sz w:val="24"/>
-          <w:szCs w:val="24"/>
-          <w:lang w:eastAsia="id-ID"/>
-        </w:rPr>
-        <w:tab/>
-      </w:r>
-      <w:r>
-        <w:rPr>
-          <w:rFonts w:cs="Calibri"/>
-          <w:sz w:val="24"/>
-          <w:szCs w:val="24"/>
-          <w:lang w:eastAsia="id-ID"/>
-        </w:rPr>
-        <w:tab/>
-      </w:r>
-      <w:r>
-        <w:rPr>
-          <w:rFonts w:cs="Calibri"/>
-          <w:sz w:val="24"/>
-          <w:szCs w:val="24"/>
-          <w:lang w:eastAsia="id-ID"/>
-        </w:rPr>
-        <w:tab/>
-      </w:r>
-      <w:r>
-        <w:rPr>
-          <w:rFonts w:cs="Calibri"/>
-          <w:sz w:val="24"/>
-          <w:szCs w:val="24"/>
-          <w:lang w:eastAsia="id-ID"/>
-        </w:rPr>
-        <w:tab/>
-      </w:r>
-      <w:r>
-        <w:rPr>
-          <w:rFonts w:cs="Calibri"/>
-          <w:sz w:val="24"/>
-          <w:szCs w:val="24"/>
-          <w:lang w:eastAsia="id-ID"/>
-        </w:rPr>
-        <w:tab/>
-      </w:r>
-      <w:r>
-        <w:rPr>
-          <w:rFonts w:ascii="Times New Roman" w:hAnsi="Times New Roman"/>
-          <w:b/>
-          <w:bCs/>
-          <w:sz w:val="40"/>
-          <w:szCs w:val="40"/>
-          <w:lang w:eastAsia="id-ID"/>
-        </w:rPr>
-        <w:t>K O L O K I U M</w:t>
-      </w:r>
-    </w:p>
-    <w:p>
-      <w:pPr>
-        <w:spacing w:after="0" w:line="240" w:lineRule="auto"/>
-        <w:ind w:left="1418" w:right="1559"/>
-        <w:rPr>
-          <w:rFonts w:ascii="Times New Roman" w:hAnsi="Times New Roman"/>
-          <w:sz w:val="24"/>
-          <w:szCs w:val="24"/>
-          <w:lang w:eastAsia="id-ID"/>
-        </w:rPr>
-      </w:pPr>
-    </w:p>
-    <w:p>
-      <w:pPr>
-        <w:spacing w:after="0" w:line="240" w:lineRule="auto"/>
-        <w:ind w:left="1418" w:right="1559" w:hanging="142"/>
-        <w:rPr>
-          <w:rFonts w:ascii="Times New Roman" w:hAnsi="Times New Roman"/>
-          <w:b/>
-          <w:bCs/>
-          <w:sz w:val="24"/>
-          <w:szCs w:val="24"/>
-          <w:u w:val="single"/>
-          <w:lang w:val="en-US" w:eastAsia="id-ID"/>
-        </w:rPr>
-      </w:pPr>
-      <w:r>
-        <w:rPr>
-          <w:rFonts w:ascii="Times New Roman" w:hAnsi="Times New Roman"/>
-          <w:b/>
-          <w:bCs/>
-          <w:sz w:val="24"/>
-          <w:szCs w:val="24"/>
-          <w:u w:val="single"/>
-          <w:lang w:val="en-US" w:eastAsia="id-ID"/>
-        </w:rPr>
-        <w:t xml:space="preserve">Lembar </w:t>
-      </w:r>
-      <w:proofErr w:type="spellStart"/>
-      <w:r>
-        <w:rPr>
-          <w:rFonts w:ascii="Times New Roman" w:hAnsi="Times New Roman"/>
-          <w:b/>
-          <w:bCs/>
-          <w:sz w:val="24"/>
-          <w:szCs w:val="24"/>
-          <w:u w:val="single"/>
-          <w:lang w:val="en-US" w:eastAsia="id-ID"/>
-        </w:rPr>
-        <w:t>Pembimbing</w:t>
-      </w:r>
-      <w:proofErr w:type="spellEnd"/>
-      <w:r>
-        <w:rPr>
-          <w:rFonts w:ascii="Times New Roman" w:hAnsi="Times New Roman"/>
-          <w:b/>
-          <w:bCs/>
-          <w:sz w:val="24"/>
-          <w:szCs w:val="24"/>
-          <w:u w:val="single"/>
-          <w:lang w:val="en-US" w:eastAsia="id-ID"/>
-        </w:rPr>
-        <w:t xml:space="preserve"> Utama</w:t>
-      </w:r>
-    </w:p>
-    <w:p>
-      <w:pPr>
-        <w:spacing w:after="0" w:line="240" w:lineRule="auto"/>
-        <w:ind w:left="1418" w:right="1559" w:hanging="142"/>
-        <w:rPr>
-          <w:rFonts w:ascii="Times New Roman" w:hAnsi="Times New Roman"/>
-          <w:b/>
-          <w:bCs/>
-          <w:sz w:val="24"/>
-          <w:szCs w:val="24"/>
-          <w:u w:val="single"/>
-          <w:lang w:val="en-US" w:eastAsia="id-ID"/>
-        </w:rPr>
-      </w:pPr>
-    </w:p>
-    <w:p>
-      <w:pPr>
-        <w:spacing w:after="0" w:line="240" w:lineRule="auto"/>
-        <w:ind w:left="1418" w:right="1559" w:hanging="142"/>
-        <w:rPr>
-          <w:rFonts w:ascii="Times New Roman" w:hAnsi="Times New Roman"/>
-          <w:sz w:val="24"/>
-          <w:szCs w:val="24"/>
-          <w:lang w:eastAsia="id-ID"/>
-        </w:rPr>
-      </w:pPr>
-    </w:p>
-    <w:p>
-      <w:pPr>
-        <w:spacing w:after="0" w:line="240" w:lineRule="auto"/>
-        <w:ind w:left="1418" w:right="1559" w:hanging="142"/>
-        <w:rPr>
-          <w:rFonts w:ascii="Times New Roman" w:hAnsi="Times New Roman"/>
-          <w:sz w:val="24"/>
-          <w:szCs w:val="24"/>
-          <w:lang w:eastAsia="id-ID"/>
-        </w:rPr>
-      </w:pPr>
-    </w:p>
-    <w:p>
-      <w:pPr>
-        <w:spacing w:after="0" w:line="240" w:lineRule="auto"/>
-        <w:ind w:left="1418" w:right="1559" w:hanging="142"/>
-        <w:rPr>
-          <w:rFonts w:ascii="Times New Roman" w:hAnsi="Times New Roman"/>
-          <w:sz w:val="24"/>
-          <w:szCs w:val="24"/>
-          <w:lang w:eastAsia="id-ID"/>
-        </w:rPr>
-      </w:pPr>
-    </w:p>
-    <w:p>
-      <w:pPr>
-        <w:tabs>
-          <w:tab w:val="left" w:pos="3960"/>
-          <w:tab w:val="left" w:pos="4253"/>
-        </w:tabs>
-        <w:spacing w:after="0" w:line="240" w:lineRule="auto"/>
-        <w:ind w:left="1418" w:right="1559" w:hanging="142"/>
-        <w:rPr>
-          <w:rFonts w:ascii="Times New Roman" w:hAnsi="Times New Roman"/>
-          <w:sz w:val="24"/>
-          <w:szCs w:val="24"/>
-          <w:lang w:val="en-US" w:eastAsia="id-ID"/>
-        </w:rPr>
-      </w:pPr>
-      <w:r>
-        <w:rPr>
-          <w:rFonts w:ascii="Times New Roman" w:hAnsi="Times New Roman"/>
-          <w:sz w:val="24"/>
-          <w:szCs w:val="24"/>
-          <w:lang w:eastAsia="id-ID"/>
-        </w:rPr>
-        <w:t>Nam</w:t>
-      </w:r>
-      <w:r>
-        <w:rPr>
-          <w:rFonts w:ascii="Times New Roman" w:hAnsi="Times New Roman"/>
-          <w:sz w:val="24"/>
-          <w:szCs w:val="24"/>
-          <w:lang w:val="en-US" w:eastAsia="id-ID"/>
-        </w:rPr>
-        <w:t>a</w:t>
-      </w:r>
-      <w:r>
-        <w:rPr>
-          <w:rFonts w:ascii="Times New Roman" w:hAnsi="Times New Roman"/>
-          <w:sz w:val="24"/>
-          <w:szCs w:val="24"/>
-          <w:lang w:eastAsia="id-ID"/>
-        </w:rPr>
-        <w:tab/>
-        <w:t>:</w:t>
-      </w:r>
-      <w:r>
-        <w:rPr>
-          <w:rFonts w:ascii="Times New Roman" w:hAnsi="Times New Roman"/>
-          <w:sz w:val="24"/>
-          <w:szCs w:val="24"/>
-          <w:lang w:eastAsia="id-ID"/>
-        </w:rPr>
-        <w:tab/>
-      </w:r>
-      <w:r>
-        <w:rPr>
-          <w:rFonts w:ascii="Times New Roman" w:hAnsi="Times New Roman"/>
-          <w:sz w:val="24"/>
-          <w:szCs w:val="24"/>
-          <w:lang w:eastAsia="id-ID"/>
-        </w:rPr>
-        <w:t>${nama}</w:t>
-      </w:r>
-    </w:p>
-    <w:p>
-      <w:pPr>
-        <w:tabs>
-          <w:tab w:val="left" w:pos="3960"/>
-          <w:tab w:val="left" w:pos="4253"/>
-        </w:tabs>
-        <w:spacing w:after="0" w:line="240" w:lineRule="auto"/>
-        <w:ind w:left="556" w:firstLine="720"/>
-        <w:rPr>
-          <w:rFonts w:ascii="Times New Roman" w:eastAsia="Times New Roman" w:hAnsi="Times New Roman"/>
-          <w:sz w:val="24"/>
-          <w:szCs w:val="24"/>
-        </w:rPr>
-      </w:pPr>
-      <w:r>
-        <w:rPr>
-          <w:rFonts w:ascii="Times New Roman" w:hAnsi="Times New Roman"/>
-          <w:sz w:val="24"/>
-          <w:szCs w:val="24"/>
-          <w:lang w:eastAsia="id-ID"/>
-        </w:rPr>
-        <w:t>NIM</w:t>
-      </w:r>
-      <w:r>
-        <w:rPr>
-          <w:rFonts w:ascii="Times New Roman" w:hAnsi="Times New Roman"/>
-          <w:sz w:val="24"/>
-          <w:szCs w:val="24"/>
-          <w:lang w:val="en-US" w:eastAsia="id-ID"/>
-        </w:rPr>
-        <w:t xml:space="preserve">            </w:t>
-      </w:r>
-      <w:r>
-        <w:rPr>
-          <w:rFonts w:ascii="Times New Roman" w:hAnsi="Times New Roman"/>
-          <w:sz w:val="24"/>
-          <w:szCs w:val="24"/>
-          <w:lang w:eastAsia="id-ID"/>
-        </w:rPr>
-        <w:tab/>
-        <w:t>:</w:t>
-      </w:r>
-      <w:r>
-        <w:rPr>
-          <w:rFonts w:ascii="Times New Roman" w:hAnsi="Times New Roman"/>
-          <w:sz w:val="24"/>
-          <w:szCs w:val="24"/>
-          <w:lang w:eastAsia="id-ID"/>
-        </w:rPr>
-        <w:tab/>
-      </w:r>
-      <w:r>
-        <w:rPr>
-          <w:rFonts w:ascii="Times New Roman" w:hAnsi="Times New Roman"/>
-          <w:sz w:val="24"/>
-          <w:szCs w:val="24"/>
-          <w:lang w:eastAsia="id-ID"/>
-        </w:rPr>
-        <w:t>${</w:t>
-      </w:r>
-      <w:proofErr w:type="spellStart"/>
-      <w:r>
-        <w:rPr>
-          <w:rFonts w:ascii="Times New Roman" w:hAnsi="Times New Roman"/>
-          <w:sz w:val="24"/>
-          <w:szCs w:val="24"/>
-          <w:lang w:eastAsia="id-ID"/>
-        </w:rPr>
-        <w:t>nim</w:t>
-      </w:r>
-      <w:proofErr w:type="spellEnd"/>
-      <w:r>
-        <w:rPr>
-          <w:rFonts w:ascii="Times New Roman" w:hAnsi="Times New Roman"/>
-          <w:sz w:val="24"/>
-          <w:szCs w:val="24"/>
-          <w:lang w:eastAsia="id-ID"/>
-        </w:rPr>
-        <w:t>}</w:t>
-      </w:r>
-    </w:p>
-    <w:p>
-      <w:pPr>
-        <w:tabs>
-          <w:tab w:val="left" w:pos="3960"/>
-          <w:tab w:val="left" w:pos="4253"/>
-          <w:tab w:val="left" w:pos="6645"/>
-        </w:tabs>
-        <w:spacing w:after="0" w:line="240" w:lineRule="auto"/>
-        <w:ind w:left="1418" w:right="1559" w:hanging="142"/>
-        <w:rPr>
-          <w:rFonts w:ascii="Times New Roman" w:hAnsi="Times New Roman"/>
-          <w:sz w:val="24"/>
-          <w:szCs w:val="24"/>
-          <w:lang w:val="en-US" w:eastAsia="id-ID"/>
-        </w:rPr>
-      </w:pPr>
-      <w:r>
-        <w:rPr>
-          <w:rFonts w:ascii="Times New Roman" w:hAnsi="Times New Roman"/>
-          <w:sz w:val="24"/>
-          <w:szCs w:val="24"/>
-          <w:lang w:eastAsia="id-ID"/>
-        </w:rPr>
-        <w:t>Hari/Tanggal</w:t>
-      </w:r>
-      <w:r>
-        <w:rPr>
-          <w:rFonts w:ascii="Times New Roman" w:hAnsi="Times New Roman"/>
-          <w:sz w:val="24"/>
-          <w:szCs w:val="24"/>
-          <w:lang w:eastAsia="id-ID"/>
-        </w:rPr>
-        <w:tab/>
-        <w:t>:</w:t>
-      </w:r>
-      <w:r>
-        <w:rPr>
-          <w:rFonts w:ascii="Times New Roman" w:hAnsi="Times New Roman"/>
-          <w:sz w:val="24"/>
-          <w:szCs w:val="24"/>
-          <w:lang w:eastAsia="id-ID"/>
-        </w:rPr>
-        <w:tab/>
-      </w:r>
-      <w:r>
-        <w:rPr>
-          <w:rFonts w:ascii="Times New Roman" w:hAnsi="Times New Roman"/>
-          <w:sz w:val="24"/>
-          <w:szCs w:val="24"/>
-          <w:lang w:eastAsia="id-ID"/>
-        </w:rPr>
-        <w:t>${</w:t>
-      </w:r>
-      <w:proofErr w:type="spellStart"/>
-      <w:r>
-        <w:rPr>
-          <w:rFonts w:ascii="Times New Roman" w:hAnsi="Times New Roman"/>
-          <w:sz w:val="24"/>
-          <w:szCs w:val="24"/>
-          <w:lang w:eastAsia="id-ID"/>
-        </w:rPr>
-        <w:t>hari_tanggal</w:t>
-      </w:r>
-      <w:proofErr w:type="spellEnd"/>
-      <w:r>
-        <w:rPr>
-          <w:rFonts w:ascii="Times New Roman" w:hAnsi="Times New Roman"/>
-          <w:sz w:val="24"/>
-          <w:szCs w:val="24"/>
-          <w:lang w:eastAsia="id-ID"/>
-        </w:rPr>
-        <w:t>}</w:t>
-      </w:r>
-    </w:p>
-    <w:p>
-      <w:pPr>
-        <w:tabs>
-          <w:tab w:val="left" w:pos="3960"/>
-          <w:tab w:val="left" w:pos="4253"/>
-        </w:tabs>
-        <w:spacing w:after="0" w:line="240" w:lineRule="auto"/>
-        <w:ind w:left="1418" w:right="1559" w:hanging="142"/>
-        <w:rPr>
-          <w:rFonts w:ascii="Times New Roman" w:hAnsi="Times New Roman"/>
-          <w:sz w:val="24"/>
-          <w:szCs w:val="24"/>
-          <w:lang w:val="en-US" w:eastAsia="id-ID"/>
-        </w:rPr>
-      </w:pPr>
-      <w:r>
-        <w:rPr>
-          <w:rFonts w:ascii="Times New Roman" w:hAnsi="Times New Roman"/>
-          <w:sz w:val="24"/>
-          <w:szCs w:val="24"/>
-          <w:lang w:eastAsia="id-ID"/>
-        </w:rPr>
-        <w:t>Waktu</w:t>
-      </w:r>
-      <w:r>
-        <w:rPr>
-          <w:rFonts w:ascii="Times New Roman" w:hAnsi="Times New Roman"/>
-          <w:sz w:val="24"/>
-          <w:szCs w:val="24"/>
-          <w:lang w:eastAsia="id-ID"/>
-        </w:rPr>
-        <w:tab/>
-        <w:t>:</w:t>
-      </w:r>
-      <w:r>
-        <w:rPr>
-          <w:rFonts w:ascii="Times New Roman" w:hAnsi="Times New Roman"/>
-          <w:sz w:val="24"/>
-          <w:szCs w:val="24"/>
-          <w:lang w:eastAsia="id-ID"/>
-        </w:rPr>
-        <w:tab/>
-      </w:r>
-      <w:r>
-        <w:rPr>
-          <w:rFonts w:ascii="Times New Roman" w:hAnsi="Times New Roman"/>
-          <w:sz w:val="24"/>
-          <w:szCs w:val="24"/>
-          <w:lang w:eastAsia="id-ID"/>
-        </w:rPr>
-        <w:t>${waktu}</w:t>
-      </w:r>
-    </w:p>
-    <w:p>
-      <w:pPr>
-        <w:tabs>
-          <w:tab w:val="left" w:pos="3960"/>
-          <w:tab w:val="left" w:pos="4253"/>
-        </w:tabs>
-        <w:spacing w:after="0" w:line="240" w:lineRule="auto"/>
-        <w:ind w:left="1418" w:right="1559" w:hanging="142"/>
-        <w:rPr>
-          <w:rFonts w:ascii="Times New Roman" w:hAnsi="Times New Roman"/>
-          <w:sz w:val="24"/>
-          <w:szCs w:val="24"/>
-          <w:lang w:eastAsia="id-ID"/>
-        </w:rPr>
-      </w:pPr>
-      <w:proofErr w:type="spellStart"/>
-      <w:r>
-        <w:rPr>
-          <w:rFonts w:ascii="Times New Roman" w:hAnsi="Times New Roman"/>
-          <w:sz w:val="24"/>
-          <w:szCs w:val="24"/>
-          <w:lang w:val="en-US" w:eastAsia="id-ID"/>
-        </w:rPr>
-        <w:t>Tempat</w:t>
-      </w:r>
-      <w:proofErr w:type="spellEnd"/>
-      <w:r>
-        <w:rPr>
-          <w:rFonts w:ascii="Times New Roman" w:hAnsi="Times New Roman"/>
-          <w:sz w:val="24"/>
-          <w:szCs w:val="24"/>
-          <w:lang w:eastAsia="id-ID"/>
-        </w:rPr>
-        <w:tab/>
-        <w:t>:</w:t>
-      </w:r>
-      <w:r>
-        <w:rPr>
-          <w:rFonts w:ascii="Times New Roman" w:hAnsi="Times New Roman"/>
-          <w:sz w:val="24"/>
-          <w:szCs w:val="24"/>
-          <w:lang w:eastAsia="id-ID"/>
-        </w:rPr>
-        <w:tab/>
-      </w:r>
-      <w:r>
-        <w:rPr>
-          <w:rFonts w:ascii="Times New Roman" w:hAnsi="Times New Roman"/>
-          <w:sz w:val="24"/>
-          <w:szCs w:val="24"/>
-          <w:lang w:eastAsia="id-ID"/>
-        </w:rPr>
-        <w:t>${</w:t>
-      </w:r>
-      <w:r>
-        <w:rPr>
-          <w:rFonts w:ascii="Times New Roman" w:hAnsi="Times New Roman"/>
-          <w:sz w:val="24"/>
-          <w:szCs w:val="24"/>
-          <w:lang w:eastAsia="id-ID"/>
-        </w:rPr>
-        <w:t>tempat</w:t>
-      </w:r>
-      <w:r>
-        <w:rPr>
-          <w:rFonts w:ascii="Times New Roman" w:hAnsi="Times New Roman"/>
-          <w:sz w:val="24"/>
-          <w:szCs w:val="24"/>
-          <w:lang w:eastAsia="id-ID"/>
-        </w:rPr>
-        <w:t>}</w:t>
-      </w:r>
-    </w:p>
-    <w:p>
-      <w:pPr>
-        <w:tabs>
-          <w:tab w:val="left" w:pos="3960"/>
-          <w:tab w:val="left" w:pos="4253"/>
-        </w:tabs>
-        <w:autoSpaceDE w:val="0"/>
-        <w:autoSpaceDN w:val="0"/>
-        <w:adjustRightInd w:val="0"/>
-        <w:spacing w:after="0" w:line="240" w:lineRule="auto"/>
-        <w:ind w:left="4253" w:hanging="2977"/>
-        <w:rPr>
-          <w:rFonts w:ascii="Times New Roman" w:hAnsi="Times New Roman"/>
-          <w:sz w:val="24"/>
-          <w:szCs w:val="24"/>
-          <w:lang w:val="en-US"/>
-        </w:rPr>
-      </w:pPr>
-      <w:r>
-        <w:rPr>
-          <w:rFonts w:ascii="Times New Roman" w:hAnsi="Times New Roman"/>
-          <w:sz w:val="24"/>
-          <w:szCs w:val="24"/>
-          <w:lang w:eastAsia="id-ID"/>
-        </w:rPr>
-        <w:t xml:space="preserve">Judul </w:t>
-      </w:r>
-      <w:r>
-        <w:rPr>
-          <w:rFonts w:ascii="Times New Roman" w:hAnsi="Times New Roman"/>
-          <w:sz w:val="24"/>
-          <w:szCs w:val="24"/>
-          <w:lang w:eastAsia="id-ID"/>
-        </w:rPr>
-        <w:t>Proposal</w:t>
-      </w:r>
-      <w:r>
-        <w:rPr>
-          <w:rFonts w:ascii="Times New Roman" w:hAnsi="Times New Roman"/>
-          <w:sz w:val="24"/>
-          <w:szCs w:val="24"/>
-          <w:lang w:eastAsia="id-ID"/>
-        </w:rPr>
-        <w:t xml:space="preserve">        </w:t>
-      </w:r>
-      <w:r>
-        <w:rPr>
-          <w:rFonts w:ascii="Times New Roman" w:hAnsi="Times New Roman"/>
-          <w:sz w:val="24"/>
-          <w:szCs w:val="24"/>
-          <w:lang w:val="en-US" w:eastAsia="id-ID"/>
-        </w:rPr>
-        <w:t xml:space="preserve">     </w:t>
-      </w:r>
-      <w:r>
-        <w:rPr>
-          <w:rFonts w:ascii="Times New Roman" w:hAnsi="Times New Roman"/>
-          <w:sz w:val="24"/>
-          <w:szCs w:val="24"/>
-          <w:lang w:val="en-US" w:eastAsia="id-ID"/>
-        </w:rPr>
-        <w:tab/>
-      </w:r>
-      <w:r>
-        <w:rPr>
-          <w:rFonts w:ascii="Times New Roman" w:hAnsi="Times New Roman"/>
-          <w:sz w:val="24"/>
-          <w:szCs w:val="24"/>
-          <w:lang w:eastAsia="id-ID"/>
-        </w:rPr>
-        <w:t>:</w:t>
-      </w:r>
-      <w:r>
-        <w:rPr>
-          <w:rFonts w:ascii="Times New Roman" w:hAnsi="Times New Roman"/>
-          <w:sz w:val="24"/>
-          <w:szCs w:val="24"/>
-          <w:lang w:eastAsia="id-ID"/>
-        </w:rPr>
-        <w:tab/>
-      </w:r>
-      <w:r>
-        <w:rPr>
-          <w:rFonts w:ascii="Times New Roman" w:hAnsi="Times New Roman"/>
-          <w:sz w:val="24"/>
-          <w:szCs w:val="24"/>
-          <w:lang w:eastAsia="id-ID"/>
-        </w:rPr>
-        <w:t>${</w:t>
-      </w:r>
-      <w:proofErr w:type="spellStart"/>
-      <w:r>
-        <w:rPr>
-          <w:rFonts w:ascii="Times New Roman" w:hAnsi="Times New Roman"/>
-          <w:sz w:val="24"/>
-          <w:szCs w:val="24"/>
-          <w:lang w:eastAsia="id-ID"/>
-        </w:rPr>
-        <w:t>judul</w:t>
-      </w:r>
-      <w:r>
-        <w:rPr>
-          <w:rFonts w:ascii="Times New Roman" w:hAnsi="Times New Roman"/>
-          <w:sz w:val="24"/>
-          <w:szCs w:val="24"/>
-          <w:lang w:eastAsia="id-ID"/>
-        </w:rPr>
-        <w:t>_proposal</w:t>
-      </w:r>
-      <w:proofErr w:type="spellEnd"/>
-      <w:r>
-        <w:rPr>
-          <w:rFonts w:ascii="Times New Roman" w:hAnsi="Times New Roman"/>
-          <w:sz w:val="24"/>
-          <w:szCs w:val="24"/>
-          <w:lang w:eastAsia="id-ID"/>
-        </w:rPr>
-        <w:t>}</w:t>
-      </w:r>
-    </w:p>
-    <w:p>
-      <w:pPr>
-        <w:tabs>
-          <w:tab w:val="left" w:pos="3060"/>
-          <w:tab w:val="left" w:pos="3420"/>
-        </w:tabs>
-        <w:spacing w:after="0" w:line="240" w:lineRule="auto"/>
-        <w:ind w:left="3420" w:right="425" w:hanging="2144"/>
-        <w:jc w:val="both"/>
-        <w:rPr>
-          <w:rFonts w:ascii="Times New Roman" w:hAnsi="Times New Roman"/>
-          <w:sz w:val="24"/>
-          <w:szCs w:val="24"/>
-        </w:rPr>
-      </w:pPr>
-    </w:p>
-    <w:p>
-      <w:pPr>
-        <w:tabs>
-          <w:tab w:val="left" w:pos="3969"/>
-        </w:tabs>
-        <w:spacing w:after="0" w:line="240" w:lineRule="auto"/>
-        <w:ind w:left="4253" w:right="425" w:hanging="2977"/>
-        <w:jc w:val="both"/>
-        <w:rPr>
-          <w:rFonts w:ascii="Times New Roman" w:hAnsi="Times New Roman"/>
-          <w:sz w:val="24"/>
-          <w:szCs w:val="24"/>
-          <w:lang w:eastAsia="id-ID"/>
-        </w:rPr>
-      </w:pPr>
-    </w:p>
-    <w:p>
-      <w:pPr>
-        <w:spacing w:after="0" w:line="240" w:lineRule="auto"/>
-        <w:ind w:left="1418" w:right="1559" w:hanging="142"/>
-        <w:rPr>
-          <w:rFonts w:ascii="Times New Roman" w:hAnsi="Times New Roman"/>
-          <w:sz w:val="24"/>
-          <w:szCs w:val="24"/>
-          <w:lang w:eastAsia="id-ID"/>
-        </w:rPr>
-      </w:pPr>
-    </w:p>
-    <w:p>
-      <w:pPr>
-        <w:spacing w:after="0" w:line="240" w:lineRule="auto"/>
-        <w:ind w:left="1418" w:right="1559" w:hanging="142"/>
-        <w:rPr>
-          <w:rFonts w:ascii="Times New Roman" w:hAnsi="Times New Roman"/>
-          <w:sz w:val="24"/>
-          <w:szCs w:val="24"/>
-          <w:lang w:eastAsia="id-ID"/>
-        </w:rPr>
-      </w:pPr>
-    </w:p>
-    <w:p>
-      <w:pPr>
-        <w:spacing w:after="0" w:line="240" w:lineRule="auto"/>
-        <w:ind w:left="1418" w:right="1559" w:hanging="142"/>
-        <w:rPr>
-          <w:rFonts w:ascii="Times New Roman" w:hAnsi="Times New Roman"/>
-          <w:sz w:val="24"/>
-          <w:szCs w:val="24"/>
-          <w:lang w:eastAsia="id-ID"/>
-        </w:rPr>
-      </w:pPr>
-      <w:r>
-        <w:rPr>
-          <w:rFonts w:ascii="Times New Roman" w:hAnsi="Times New Roman"/>
-          <w:sz w:val="24"/>
-          <w:szCs w:val="24"/>
-          <w:lang w:eastAsia="id-ID"/>
-        </w:rPr>
-        <w:t>Nilai</w:t>
-      </w:r>
-      <w:r>
-        <w:rPr>
-          <w:rFonts w:ascii="Times New Roman" w:hAnsi="Times New Roman"/>
-          <w:sz w:val="24"/>
-          <w:szCs w:val="24"/>
-          <w:lang w:eastAsia="id-ID"/>
-        </w:rPr>
-        <w:tab/>
-        <w:t>:</w:t>
-      </w:r>
-      <w:r>
-        <w:rPr>
-          <w:rFonts w:ascii="Times New Roman" w:hAnsi="Times New Roman"/>
-          <w:sz w:val="24"/>
-          <w:szCs w:val="24"/>
-          <w:lang w:eastAsia="id-ID"/>
-        </w:rPr>
-        <w:tab/>
-        <w:t>…………… ( ………………………………… )</w:t>
-      </w:r>
-    </w:p>
-    <w:p>
-      <w:pPr>
-        <w:spacing w:after="0" w:line="240" w:lineRule="auto"/>
-        <w:ind w:left="1418" w:right="1559"/>
-        <w:rPr>
-          <w:rFonts w:ascii="Times New Roman" w:hAnsi="Times New Roman"/>
-          <w:sz w:val="24"/>
-          <w:szCs w:val="24"/>
-          <w:lang w:eastAsia="id-ID"/>
-        </w:rPr>
-      </w:pPr>
-    </w:p>
-    <w:p>
-      <w:pPr>
-        <w:spacing w:after="0" w:line="240" w:lineRule="auto"/>
-        <w:ind w:left="1418" w:right="1559"/>
-        <w:rPr>
-          <w:rFonts w:ascii="Times New Roman" w:hAnsi="Times New Roman"/>
-          <w:sz w:val="24"/>
-          <w:szCs w:val="24"/>
-          <w:lang w:eastAsia="id-ID"/>
-        </w:rPr>
-      </w:pPr>
-    </w:p>
-    <w:p>
-      <w:pPr>
-        <w:spacing w:after="0" w:line="240" w:lineRule="auto"/>
-        <w:ind w:left="1418" w:right="1559"/>
-        <w:rPr>
-          <w:rFonts w:ascii="Times New Roman" w:hAnsi="Times New Roman"/>
-          <w:sz w:val="24"/>
-          <w:szCs w:val="24"/>
-          <w:lang w:eastAsia="id-ID"/>
-        </w:rPr>
-      </w:pPr>
-    </w:p>
-    <w:p>
-      <w:pPr>
-        <w:spacing w:after="0" w:line="240" w:lineRule="auto"/>
-        <w:ind w:left="1418" w:right="1559"/>
-        <w:rPr>
-          <w:rFonts w:ascii="Times New Roman" w:hAnsi="Times New Roman"/>
-          <w:sz w:val="24"/>
-          <w:szCs w:val="24"/>
-          <w:lang w:eastAsia="id-ID"/>
-        </w:rPr>
-      </w:pPr>
-    </w:p>
-    <w:p>
-      <w:pPr>
-        <w:spacing w:after="0" w:line="240" w:lineRule="auto"/>
-        <w:ind w:left="1418" w:right="1559"/>
-        <w:rPr>
-          <w:rFonts w:ascii="Times New Roman" w:hAnsi="Times New Roman"/>
-          <w:sz w:val="24"/>
-          <w:szCs w:val="24"/>
-          <w:lang w:eastAsia="id-ID"/>
-        </w:rPr>
-      </w:pPr>
-    </w:p>
-    <w:p>
-      <w:pPr>
-        <w:spacing w:after="0" w:line="240" w:lineRule="auto"/>
-        <w:ind w:left="1418" w:right="1559"/>
-        <w:rPr>
-          <w:rFonts w:ascii="Times New Roman" w:hAnsi="Times New Roman"/>
-          <w:sz w:val="24"/>
-          <w:szCs w:val="24"/>
-          <w:lang w:val="en-US" w:eastAsia="id-ID"/>
-        </w:rPr>
-      </w:pPr>
-      <w:r>
-        <w:rPr>
-          <w:rFonts w:ascii="Times New Roman" w:hAnsi="Times New Roman"/>
-          <w:sz w:val="24"/>
-          <w:szCs w:val="24"/>
-          <w:lang w:eastAsia="id-ID"/>
-        </w:rPr>
-        <w:t xml:space="preserve">  </w:t>
-      </w:r>
-      <w:r>
-        <w:rPr>
-          <w:rFonts w:ascii="Times New Roman" w:hAnsi="Times New Roman"/>
-          <w:sz w:val="24"/>
-          <w:szCs w:val="24"/>
-          <w:lang w:eastAsia="id-ID"/>
-        </w:rPr>
-        <w:tab/>
-      </w:r>
-      <w:r>
-        <w:rPr>
-          <w:rFonts w:ascii="Times New Roman" w:hAnsi="Times New Roman"/>
-          <w:sz w:val="24"/>
-          <w:szCs w:val="24"/>
-          <w:lang w:eastAsia="id-ID"/>
-        </w:rPr>
-        <w:tab/>
-      </w:r>
-      <w:r>
-        <w:rPr>
-          <w:rFonts w:ascii="Times New Roman" w:hAnsi="Times New Roman"/>
-          <w:sz w:val="24"/>
-          <w:szCs w:val="24"/>
-          <w:lang w:eastAsia="id-ID"/>
-        </w:rPr>
-        <w:tab/>
-      </w:r>
-      <w:r>
-        <w:rPr>
-          <w:rFonts w:ascii="Times New Roman" w:hAnsi="Times New Roman"/>
-          <w:sz w:val="24"/>
-          <w:szCs w:val="24"/>
-          <w:lang w:eastAsia="id-ID"/>
-        </w:rPr>
-        <w:tab/>
-      </w:r>
-      <w:r>
-        <w:rPr>
-          <w:rFonts w:ascii="Times New Roman" w:hAnsi="Times New Roman"/>
-          <w:sz w:val="24"/>
-          <w:szCs w:val="24"/>
-          <w:lang w:eastAsia="id-ID"/>
-        </w:rPr>
-        <w:tab/>
-      </w:r>
-      <w:r>
-        <w:rPr>
-          <w:rFonts w:ascii="Times New Roman" w:hAnsi="Times New Roman"/>
-          <w:sz w:val="24"/>
-          <w:szCs w:val="24"/>
-          <w:lang w:eastAsia="id-ID"/>
-        </w:rPr>
-        <w:tab/>
-      </w:r>
-      <w:r>
-        <w:rPr>
-          <w:rFonts w:ascii="Times New Roman" w:hAnsi="Times New Roman"/>
-          <w:sz w:val="24"/>
-          <w:szCs w:val="24"/>
-          <w:lang w:eastAsia="id-ID"/>
-        </w:rPr>
-        <w:tab/>
-      </w:r>
-      <w:r>
-        <w:rPr>
-          <w:rFonts w:ascii="Times New Roman" w:hAnsi="Times New Roman"/>
-          <w:sz w:val="24"/>
-          <w:szCs w:val="24"/>
-          <w:lang w:eastAsia="id-ID"/>
-        </w:rPr>
-        <w:tab/>
-      </w:r>
-      <w:r>
-        <w:rPr>
-          <w:rFonts w:ascii="Times New Roman" w:hAnsi="Times New Roman"/>
-          <w:sz w:val="24"/>
-          <w:szCs w:val="24"/>
-          <w:lang w:eastAsia="id-ID"/>
-        </w:rPr>
-        <w:t>Bogor,</w:t>
-      </w:r>
-      <w:r>
-        <w:rPr>
-          <w:rFonts w:ascii="Times New Roman" w:hAnsi="Times New Roman"/>
-          <w:sz w:val="24"/>
-          <w:szCs w:val="24"/>
-          <w:lang w:eastAsia="id-ID"/>
-        </w:rPr>
-        <w:t xml:space="preserve"> </w:t>
-      </w:r>
-      <w:r>
-        <w:rPr>
-          <w:rFonts w:ascii="Times New Roman" w:hAnsi="Times New Roman"/>
-          <w:sz w:val="24"/>
-          <w:szCs w:val="24"/>
-          <w:lang w:eastAsia="id-ID"/>
-        </w:rPr>
-        <w:t>${tanggal}</w:t>
-      </w:r>
-      <w:r>
-        <w:rPr>
-          <w:rFonts w:ascii="Times New Roman" w:hAnsi="Times New Roman"/>
-          <w:sz w:val="24"/>
-          <w:szCs w:val="24"/>
-          <w:lang w:val="en-US" w:eastAsia="id-ID"/>
-        </w:rPr>
-        <w:t xml:space="preserve">  </w:t>
-      </w:r>
-    </w:p>
-    <w:p>
-      <w:pPr>
-        <w:spacing w:after="0" w:line="240" w:lineRule="auto"/>
-        <w:ind w:left="1418" w:right="1559"/>
-        <w:rPr>
-          <w:rFonts w:ascii="Times New Roman" w:hAnsi="Times New Roman"/>
-          <w:sz w:val="24"/>
-          <w:szCs w:val="24"/>
-          <w:lang w:eastAsia="id-ID"/>
-        </w:rPr>
-      </w:pPr>
-      <w:r>
-        <w:rPr>
-          <w:rFonts w:ascii="Times New Roman" w:hAnsi="Times New Roman"/>
-          <w:sz w:val="24"/>
-          <w:szCs w:val="24"/>
-          <w:lang w:eastAsia="id-ID"/>
-        </w:rPr>
-        <w:tab/>
-      </w:r>
-      <w:r>
-        <w:rPr>
-          <w:rFonts w:ascii="Times New Roman" w:hAnsi="Times New Roman"/>
-          <w:sz w:val="24"/>
-          <w:szCs w:val="24"/>
-          <w:lang w:eastAsia="id-ID"/>
-        </w:rPr>
-        <w:tab/>
-      </w:r>
-      <w:r>
-        <w:rPr>
-          <w:rFonts w:ascii="Times New Roman" w:hAnsi="Times New Roman"/>
-          <w:sz w:val="24"/>
-          <w:szCs w:val="24"/>
-          <w:lang w:eastAsia="id-ID"/>
-        </w:rPr>
-        <w:tab/>
-      </w:r>
-      <w:r>
-        <w:rPr>
-          <w:rFonts w:ascii="Times New Roman" w:hAnsi="Times New Roman"/>
-          <w:sz w:val="24"/>
-          <w:szCs w:val="24"/>
-          <w:lang w:eastAsia="id-ID"/>
-        </w:rPr>
-        <w:tab/>
-      </w:r>
-      <w:r>
-        <w:rPr>
-          <w:rFonts w:ascii="Times New Roman" w:hAnsi="Times New Roman"/>
-          <w:sz w:val="24"/>
-          <w:szCs w:val="24"/>
-          <w:lang w:eastAsia="id-ID"/>
-        </w:rPr>
-        <w:tab/>
-      </w:r>
-      <w:r>
-        <w:rPr>
-          <w:rFonts w:ascii="Times New Roman" w:hAnsi="Times New Roman"/>
-          <w:sz w:val="24"/>
-          <w:szCs w:val="24"/>
-          <w:lang w:eastAsia="id-ID"/>
-        </w:rPr>
-        <w:tab/>
-      </w:r>
-      <w:r>
-        <w:rPr>
-          <w:rFonts w:ascii="Times New Roman" w:hAnsi="Times New Roman"/>
-          <w:sz w:val="24"/>
-          <w:szCs w:val="24"/>
-          <w:lang w:eastAsia="id-ID"/>
-        </w:rPr>
-        <w:tab/>
-      </w:r>
-      <w:r>
-        <w:rPr>
-          <w:rFonts w:ascii="Times New Roman" w:hAnsi="Times New Roman"/>
-          <w:sz w:val="24"/>
-          <w:szCs w:val="24"/>
-          <w:lang w:eastAsia="id-ID"/>
-        </w:rPr>
-        <w:tab/>
-        <w:t>Penilai</w:t>
-      </w:r>
-      <w:r>
-        <w:rPr>
-          <w:rFonts w:ascii="Times New Roman" w:hAnsi="Times New Roman"/>
-          <w:sz w:val="24"/>
-          <w:szCs w:val="24"/>
-          <w:lang w:eastAsia="id-ID"/>
-        </w:rPr>
-        <w:t>,</w:t>
-      </w:r>
-    </w:p>
-    <w:p>
-      <w:pPr>
-        <w:spacing w:after="0" w:line="240" w:lineRule="auto"/>
-        <w:ind w:right="1559"/>
-        <w:rPr>
-          <w:rFonts w:ascii="Times New Roman" w:hAnsi="Times New Roman"/>
-          <w:sz w:val="24"/>
-          <w:szCs w:val="24"/>
-          <w:lang w:val="en-US" w:eastAsia="id-ID"/>
-        </w:rPr>
-      </w:pPr>
-      <w:r>
-        <w:rPr>
-          <w:rFonts w:ascii="Times New Roman" w:hAnsi="Times New Roman"/>
-          <w:noProof/>
-          <w:sz w:val="24"/>
-          <w:szCs w:val="24"/>
-          <w:lang w:val="en-US"/>
-        </w:rPr>
-        <w:pict w14:anchorId="283A41B4">
-          <v:shape id="Picture 5" o:spid="_x0000_s1044" type="#_x0000_t75" style="position:absolute;margin-left:-15.2pt;margin-top:-24.25pt;width:36pt;height:401.25pt;z-index:1;visibility:visible">
-            <v:imagedata r:id="rId7" o:title="" croptop="36095f" cropleft="1086f" cropright="61123f"/>
-            <w10:wrap type="square"/>
-          </v:shape>
-        </w:pict>
-      </w:r>
       <w:r>
         <w:rPr>
           <w:rFonts w:ascii="Times New Roman" w:hAnsi="Times New Roman"/>
@@ -1440,7 +1142,7 @@
         </w:rPr>
         <w:pict w14:anchorId="5DF753AE">
           <v:shape id="_x0000_s1051" type="#_x0000_t75" style="position:absolute;margin-left:456.95pt;margin-top:240pt;width:51pt;height:43.5pt;z-index:-3" wrapcoords="15882 372 5400 2607 0 4469 -318 10800 3812 18248 4129 21228 16518 21228 17471 18248 21282 11917 21282 9310 20965 6331 17471 372 15882 372">
-            <v:imagedata r:id="rId8" o:title=""/>
+            <v:imagedata r:id="rId6" o:title=""/>
             <w10:wrap type="tight"/>
           </v:shape>
         </w:pict>
@@ -1648,334 +1350,48 @@
           <w:lang w:val="en-US" w:eastAsia="id-ID"/>
         </w:rPr>
       </w:pPr>
-      <w:r>
-        <w:rPr>
-          <w:rFonts w:ascii="Times New Roman" w:hAnsi="Times New Roman"/>
-          <w:sz w:val="24"/>
-          <w:szCs w:val="24"/>
-          <w:lang w:val="en-US" w:eastAsia="id-ID"/>
-        </w:rPr>
-        <w:br w:type="page"/>
-      </w:r>
-      <w:r>
-        <w:rPr>
-          <w:rFonts w:ascii="Times New Roman" w:hAnsi="Times New Roman"/>
-          <w:noProof/>
-          <w:sz w:val="24"/>
-          <w:szCs w:val="24"/>
-          <w:lang w:val="en-US"/>
-        </w:rPr>
-        <w:lastRenderedPageBreak/>
-        <w:pict w14:anchorId="74522A60">
-          <v:shape id="_x0000_s1053" type="#_x0000_t75" alt="Description: ppri662013_statuta_LOGO" style="position:absolute;margin-left:-14.15pt;margin-top:18.4pt;width:57pt;height:57pt;z-index:6;visibility:visible">
-            <v:imagedata r:id="rId5" o:title="ppri662013_statuta_LOGO"/>
-            <w10:wrap type="square"/>
-          </v:shape>
-        </w:pict>
-      </w:r>
-    </w:p>
-    <w:p>
-      <w:pPr>
-        <w:rPr>
-          <w:rFonts w:ascii="Times New Roman" w:hAnsi="Times New Roman"/>
-          <w:sz w:val="24"/>
-          <w:szCs w:val="24"/>
-        </w:rPr>
-      </w:pPr>
-      <w:r>
-        <w:rPr>
-          <w:rFonts w:cs="Calibri"/>
-          <w:noProof/>
-          <w:sz w:val="24"/>
-          <w:szCs w:val="24"/>
-          <w:lang w:val="en-US"/>
-        </w:rPr>
-        <w:pict w14:anchorId="0F30A1DC">
-          <v:shape id="_x0000_s1056" type="#_x0000_t202" style="position:absolute;margin-left:321.5pt;margin-top:6.1pt;width:200.15pt;height:66.05pt;z-index:9;visibility:visible" o:gfxdata="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" stroked="f">
-            <v:textbox>
-              <w:txbxContent>
-                <w:p>
-                  <w:pPr>
-                    <w:spacing w:after="0" w:line="240" w:lineRule="auto"/>
-                    <w:rPr>
-                      <w:rFonts w:ascii="Barmeno Regular" w:hAnsi="Barmeno Regular" w:cs="Calibri"/>
-                      <w:b/>
-                      <w:sz w:val="20"/>
-                      <w:szCs w:val="16"/>
-                    </w:rPr>
-                  </w:pPr>
-                  <w:r>
-                    <w:rPr>
-                      <w:rFonts w:ascii="Barmeno Regular" w:hAnsi="Barmeno Regular" w:cs="Calibri"/>
-                      <w:b/>
-                      <w:sz w:val="20"/>
-                      <w:szCs w:val="16"/>
-                    </w:rPr>
-                    <w:t>DEPARTEMEN SILVIKULTUR</w:t>
-                  </w:r>
-                </w:p>
-                <w:p>
-                  <w:pPr>
-                    <w:spacing w:after="0" w:line="240" w:lineRule="auto"/>
-                    <w:rPr>
-                      <w:rFonts w:ascii="Barmeno Regular" w:hAnsi="Barmeno Regular" w:cs="Calibri"/>
-                      <w:sz w:val="20"/>
-                      <w:szCs w:val="16"/>
-                    </w:rPr>
-                  </w:pPr>
-                  <w:r>
-                    <w:rPr>
-                      <w:rFonts w:ascii="Barmeno Regular" w:hAnsi="Barmeno Regular" w:cs="Calibri"/>
-                      <w:sz w:val="20"/>
-                      <w:szCs w:val="16"/>
-                    </w:rPr>
-                    <w:t>Kampus IPB Dramaga, Bogor 16680</w:t>
-                  </w:r>
-                </w:p>
-                <w:p>
-                  <w:pPr>
-                    <w:tabs>
-                      <w:tab w:val="left" w:pos="851"/>
-                    </w:tabs>
-                    <w:spacing w:after="0" w:line="240" w:lineRule="auto"/>
-                    <w:rPr>
-                      <w:rFonts w:ascii="Barmeno Regular" w:hAnsi="Barmeno Regular" w:cs="Calibri"/>
-                      <w:sz w:val="20"/>
-                      <w:szCs w:val="16"/>
-                    </w:rPr>
-                  </w:pPr>
-                  <w:r>
-                    <w:rPr>
-                      <w:rFonts w:ascii="Barmeno Regular" w:hAnsi="Barmeno Regular" w:cs="Calibri"/>
-                      <w:sz w:val="20"/>
-                      <w:szCs w:val="16"/>
-                    </w:rPr>
-                    <w:t>Telepon</w:t>
-                  </w:r>
-                  <w:r>
-                    <w:rPr>
-                      <w:rFonts w:ascii="Barmeno Regular" w:hAnsi="Barmeno Regular" w:cs="Calibri"/>
-                      <w:sz w:val="20"/>
-                      <w:szCs w:val="16"/>
-                    </w:rPr>
-                    <w:tab/>
-                    <w:t>+62 251 862 6806</w:t>
-                  </w:r>
-                </w:p>
-                <w:p>
-                  <w:pPr>
-                    <w:tabs>
-                      <w:tab w:val="left" w:pos="851"/>
-                    </w:tabs>
-                    <w:spacing w:after="0" w:line="240" w:lineRule="auto"/>
-                    <w:rPr>
-                      <w:rFonts w:ascii="Barmeno Regular" w:hAnsi="Barmeno Regular" w:cs="Calibri"/>
-                      <w:sz w:val="20"/>
-                      <w:szCs w:val="16"/>
-                    </w:rPr>
-                  </w:pPr>
-                  <w:r>
-                    <w:rPr>
-                      <w:rFonts w:ascii="Barmeno Regular" w:hAnsi="Barmeno Regular" w:cs="Calibri"/>
-                      <w:sz w:val="20"/>
-                      <w:szCs w:val="16"/>
-                    </w:rPr>
-                    <w:t>Facsimile</w:t>
-                  </w:r>
-                  <w:r>
-                    <w:rPr>
-                      <w:rFonts w:ascii="Barmeno Regular" w:hAnsi="Barmeno Regular" w:cs="Calibri"/>
-                      <w:sz w:val="20"/>
-                      <w:szCs w:val="16"/>
-                    </w:rPr>
-                    <w:tab/>
-                    <w:t>+62 251 862 6886</w:t>
-                  </w:r>
-                </w:p>
-                <w:p>
-                  <w:pPr>
-                    <w:tabs>
-                      <w:tab w:val="left" w:pos="851"/>
-                    </w:tabs>
-                    <w:spacing w:after="0" w:line="240" w:lineRule="auto"/>
-                    <w:rPr>
-                      <w:rFonts w:ascii="Barmeno Regular" w:hAnsi="Barmeno Regular" w:cs="Calibri"/>
-                      <w:color w:val="0070C0"/>
-                      <w:sz w:val="16"/>
-                      <w:szCs w:val="16"/>
-                      <w:u w:val="single"/>
-                    </w:rPr>
-                  </w:pPr>
-                  <w:hyperlink r:id="rId9" w:history="1">
-                    <w:r>
-                      <w:rPr>
-                        <w:rFonts w:ascii="Barmeno Regular" w:hAnsi="Barmeno Regular" w:cs="Calibri"/>
-                        <w:color w:val="0070C0"/>
-                        <w:sz w:val="16"/>
-                        <w:szCs w:val="16"/>
-                        <w:u w:val="single"/>
-                      </w:rPr>
-                      <w:t>silvikultur@apps.ipb.ac.id</w:t>
-                    </w:r>
-                  </w:hyperlink>
-                  <w:r>
-                    <w:rPr>
-                      <w:rFonts w:ascii="Barmeno Regular" w:hAnsi="Barmeno Regular" w:cs="Calibri"/>
-                      <w:sz w:val="16"/>
-                      <w:szCs w:val="16"/>
-                    </w:rPr>
-                    <w:t xml:space="preserve">  </w:t>
-                  </w:r>
-                  <w:r>
-                    <w:rPr>
-                      <w:rFonts w:ascii="Barmeno Regular" w:hAnsi="Barmeno Regular" w:cs="Calibri"/>
-                      <w:color w:val="0070C0"/>
-                      <w:sz w:val="16"/>
-                      <w:szCs w:val="16"/>
-                      <w:u w:val="single"/>
-                    </w:rPr>
-                    <w:t>silvikultur.fahutan.ipb.ac.id</w:t>
-                  </w:r>
-                </w:p>
-                <w:p>
-                  <w:pPr>
-                    <w:spacing w:after="0"/>
-                    <w:rPr>
-                      <w:rFonts w:ascii="Barmeno Regular" w:hAnsi="Barmeno Regular" w:cs="Calibri"/>
-                      <w:sz w:val="16"/>
-                      <w:szCs w:val="16"/>
-                    </w:rPr>
-                  </w:pPr>
-                  <w:r>
-                    <w:rPr>
-                      <w:rFonts w:ascii="Barmeno Regular" w:hAnsi="Barmeno Regular"/>
-                    </w:rPr>
-                    <w:t>silvikultur.fahutan.ipb.ac.id</w:t>
-                  </w:r>
-                  <w:r>
-                    <w:rPr>
-                      <w:rFonts w:ascii="Barmeno Regular" w:hAnsi="Barmeno Regular" w:cs="Calibri"/>
-                      <w:sz w:val="16"/>
-                      <w:szCs w:val="16"/>
-                    </w:rPr>
-                    <w:t xml:space="preserve">    </w:t>
-                  </w:r>
-                </w:p>
-              </w:txbxContent>
-            </v:textbox>
-          </v:shape>
-        </w:pict>
-      </w:r>
-      <w:r>
-        <w:rPr>
-          <w:rFonts w:ascii="Times New Roman" w:hAnsi="Times New Roman"/>
-          <w:noProof/>
-          <w:sz w:val="24"/>
-          <w:szCs w:val="24"/>
-          <w:lang w:val="en-US"/>
-        </w:rPr>
-        <w:pict w14:anchorId="57BE277F">
-          <v:shape id="_x0000_s1054" type="#_x0000_t202" style="position:absolute;margin-left:-3.95pt;margin-top:1.6pt;width:317.85pt;height:66.1pt;z-index:7;visibility:visible" o:gfxdata="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" stroked="f">
-            <v:textbox>
-              <w:txbxContent>
-                <w:p>
-                  <w:pPr>
-                    <w:spacing w:after="0" w:line="240" w:lineRule="auto"/>
-                    <w:rPr>
-                      <w:rFonts w:ascii="Barmeno Regular" w:hAnsi="Barmeno Regular"/>
-                      <w:bCs/>
-                      <w:spacing w:val="4"/>
-                      <w:sz w:val="20"/>
-                      <w:szCs w:val="20"/>
-                      <w:lang w:val="en-US"/>
-                    </w:rPr>
-                  </w:pPr>
-                  <w:r>
-                    <w:rPr>
-                      <w:rFonts w:ascii="Barmeno Regular" w:hAnsi="Barmeno Regular"/>
-                      <w:bCs/>
-                      <w:spacing w:val="4"/>
-                      <w:sz w:val="20"/>
-                      <w:szCs w:val="20"/>
-                      <w:lang w:val="en-US"/>
-                    </w:rPr>
-                    <w:t>KEMENTERIAN PENDIDIKAN, KEBUDAYAAN, RISET, DAN TEKNOLOGI</w:t>
-                  </w:r>
-                </w:p>
-                <w:p>
-                  <w:pPr>
-                    <w:spacing w:after="0" w:line="240" w:lineRule="auto"/>
-                    <w:rPr>
-                      <w:rFonts w:ascii="Barmeno Regular" w:hAnsi="Barmeno Regular"/>
-                      <w:b/>
-                      <w:sz w:val="46"/>
-                      <w:szCs w:val="46"/>
-                    </w:rPr>
-                  </w:pPr>
-                  <w:r>
-                    <w:rPr>
-                      <w:rFonts w:ascii="Barmeno Regular" w:hAnsi="Barmeno Regular"/>
-                      <w:b/>
-                      <w:sz w:val="46"/>
-                      <w:szCs w:val="46"/>
-                    </w:rPr>
-                    <w:t>INSTITUT PERTANIAN BOGOR</w:t>
-                  </w:r>
-                </w:p>
-                <w:p>
-                  <w:pPr>
-                    <w:spacing w:after="0" w:line="240" w:lineRule="auto"/>
-                    <w:rPr>
-                      <w:rFonts w:ascii="Barmeno Regular" w:hAnsi="Barmeno Regular"/>
-                      <w:color w:val="808080"/>
-                      <w:sz w:val="28"/>
-                      <w:szCs w:val="28"/>
-                    </w:rPr>
-                  </w:pPr>
-                  <w:r>
-                    <w:rPr>
-                      <w:rFonts w:ascii="Barmeno Regular" w:hAnsi="Barmeno Regular"/>
-                      <w:color w:val="808080"/>
-                      <w:sz w:val="28"/>
-                      <w:szCs w:val="28"/>
-                    </w:rPr>
-                    <w:t>FAKULTAS KEHUTANAN DAN LINGKUNGAN</w:t>
-                  </w:r>
-                </w:p>
-                <w:p>
-                  <w:pPr>
-                    <w:spacing w:after="0" w:line="240" w:lineRule="auto"/>
-                    <w:rPr>
-                      <w:rFonts w:ascii="Barmeno Regular" w:hAnsi="Barmeno Regular"/>
-                      <w:sz w:val="28"/>
-                      <w:szCs w:val="28"/>
-                    </w:rPr>
-                  </w:pPr>
-                </w:p>
-              </w:txbxContent>
-            </v:textbox>
-          </v:shape>
-        </w:pict>
-      </w:r>
-      <w:r>
-        <w:rPr>
-          <w:rFonts w:ascii="Times New Roman" w:hAnsi="Times New Roman"/>
-          <w:noProof/>
-          <w:sz w:val="24"/>
-          <w:szCs w:val="24"/>
-          <w:lang w:val="en-US"/>
-        </w:rPr>
-        <w:pict w14:anchorId="34FE2448">
-          <v:line id="_x0000_s1055" style="position:absolute;z-index:8;visibility:visible" from="318.55pt,11.35pt" to="318.55pt,63pt" o:gfxdata="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" strokeweight=".03pt"/>
-        </w:pict>
-      </w:r>
-    </w:p>
-    <w:p>
-      <w:pPr>
-        <w:rPr>
-          <w:rFonts w:ascii="Times New Roman" w:hAnsi="Times New Roman"/>
-          <w:sz w:val="24"/>
-          <w:szCs w:val="24"/>
+    </w:p>
+    <w:p>
+      <w:pPr>
+        <w:spacing w:after="0" w:line="240" w:lineRule="auto"/>
+        <w:rPr>
+          <w:rFonts w:ascii="Times New Roman" w:hAnsi="Times New Roman"/>
+          <w:sz w:val="24"/>
+          <w:szCs w:val="24"/>
+          <w:lang w:val="en-US" w:eastAsia="id-ID"/>
+        </w:rPr>
+      </w:pPr>
+    </w:p>
+    <w:p>
+      <w:pPr>
+        <w:spacing w:after="0" w:line="240" w:lineRule="auto"/>
+        <w:rPr>
+          <w:rFonts w:ascii="Times New Roman" w:hAnsi="Times New Roman"/>
+          <w:sz w:val="24"/>
+          <w:szCs w:val="24"/>
+          <w:lang w:val="en-US" w:eastAsia="id-ID"/>
+        </w:rPr>
+      </w:pPr>
+    </w:p>
+    <w:p>
+      <w:pPr>
+        <w:spacing w:after="0" w:line="240" w:lineRule="auto"/>
+        <w:rPr>
+          <w:rFonts w:ascii="Times New Roman" w:hAnsi="Times New Roman"/>
+          <w:sz w:val="24"/>
+          <w:szCs w:val="24"/>
+          <w:lang w:val="en-US" w:eastAsia="id-ID"/>
+        </w:rPr>
+      </w:pPr>
+    </w:p>
+    <w:p>
+      <w:pPr>
+        <w:spacing w:after="0" w:line="240" w:lineRule="auto"/>
+        <w:rPr>
+          <w:rFonts w:ascii="Times New Roman" w:hAnsi="Times New Roman"/>
+          <w:sz w:val="24"/>
+          <w:szCs w:val="24"/>
+          <w:lang w:val="en-US" w:eastAsia="id-ID"/>
         </w:rPr>
       </w:pPr>
     </w:p>
@@ -3062,8 +2478,8 @@
           <w:lang w:val="en-US"/>
         </w:rPr>
         <w:pict w14:anchorId="26990823">
-          <v:shape id="_x0000_s1069" type="#_x0000_t75" style="position:absolute;margin-left:-15.2pt;margin-top:-24.25pt;width:36pt;height:401.25pt;z-index:15;visibility:visible">
-            <v:imagedata r:id="rId7" o:title="" croptop="36095f" cropleft="1086f" cropright="61123f"/>
+          <v:shape id="_x0000_s1069" type="#_x0000_t75" style="position:absolute;margin-left:-15.2pt;margin-top:-24.25pt;width:36pt;height:401.25pt;z-index:3;visibility:visible">
+            <v:imagedata r:id="rId5" o:title="" croptop="36095f" cropleft="1086f" cropright="61123f"/>
             <w10:wrap type="square"/>
           </v:shape>
         </w:pict>
@@ -3078,7 +2494,7 @@
         </w:rPr>
         <w:pict w14:anchorId="57D9F131">
           <v:shape id="_x0000_s1070" type="#_x0000_t75" style="position:absolute;margin-left:456.95pt;margin-top:240pt;width:51pt;height:43.5pt;z-index:-1" wrapcoords="15882 372 5400 2607 0 4469 -318 10800 3812 18248 4129 21228 16518 21228 17471 18248 21282 11917 21282 9310 20965 6331 17471 372 15882 372">
-            <v:imagedata r:id="rId8" o:title=""/>
+            <v:imagedata r:id="rId6" o:title=""/>
             <w10:wrap type="tight"/>
           </v:shape>
         </w:pict>
@@ -3396,347 +2812,51 @@
         </w:rPr>
         <w:br w:type="page"/>
       </w:r>
-      <w:r>
-        <w:rPr>
-          <w:rFonts w:ascii="Times New Roman" w:hAnsi="Times New Roman"/>
-          <w:noProof/>
-          <w:sz w:val="24"/>
-          <w:szCs w:val="24"/>
-          <w:lang w:val="en-US"/>
-        </w:rPr>
-        <w:lastRenderedPageBreak/>
-        <w:pict w14:anchorId="450A3B8B">
-          <v:shape id="_x0000_s1059" type="#_x0000_t75" alt="Description: ppri662013_statuta_LOGO" style="position:absolute;margin-left:-14.15pt;margin-top:18.4pt;width:57pt;height:57pt;z-index:10;visibility:visible">
-            <v:imagedata r:id="rId5" o:title="ppri662013_statuta_LOGO"/>
-            <w10:wrap type="square"/>
-          </v:shape>
-        </w:pict>
-      </w:r>
-    </w:p>
-    <w:p>
-      <w:pPr>
-        <w:rPr>
-          <w:rFonts w:ascii="Times New Roman" w:hAnsi="Times New Roman"/>
-          <w:sz w:val="24"/>
-          <w:szCs w:val="24"/>
-        </w:rPr>
-      </w:pPr>
-      <w:r>
-        <w:rPr>
-          <w:rFonts w:cs="Calibri"/>
-          <w:noProof/>
-          <w:sz w:val="24"/>
-          <w:szCs w:val="24"/>
-          <w:lang w:val="en-US"/>
-        </w:rPr>
-        <w:pict w14:anchorId="349B208F">
-          <v:shape id="_x0000_s1062" type="#_x0000_t202" style="position:absolute;margin-left:321.5pt;margin-top:6.1pt;width:200.15pt;height:66.05pt;z-index:13;visibility:visible" o:gfxdata="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" stroked="f">
-            <v:textbox>
-              <w:txbxContent>
-                <w:p>
-                  <w:pPr>
-                    <w:spacing w:after="0" w:line="240" w:lineRule="auto"/>
-                    <w:rPr>
-                      <w:rFonts w:ascii="Barmeno Regular" w:hAnsi="Barmeno Regular" w:cs="Calibri"/>
-                      <w:b/>
-                      <w:sz w:val="20"/>
-                      <w:szCs w:val="16"/>
-                    </w:rPr>
-                  </w:pPr>
-                  <w:r>
-                    <w:rPr>
-                      <w:rFonts w:ascii="Barmeno Regular" w:hAnsi="Barmeno Regular" w:cs="Calibri"/>
-                      <w:b/>
-                      <w:sz w:val="20"/>
-                      <w:szCs w:val="16"/>
-                    </w:rPr>
-                    <w:t>DEPARTEMEN SILVIKULTUR</w:t>
-                  </w:r>
-                </w:p>
-                <w:p>
-                  <w:pPr>
-                    <w:spacing w:after="0" w:line="240" w:lineRule="auto"/>
-                    <w:rPr>
-                      <w:rFonts w:ascii="Barmeno Regular" w:hAnsi="Barmeno Regular" w:cs="Calibri"/>
-                      <w:sz w:val="20"/>
-                      <w:szCs w:val="16"/>
-                    </w:rPr>
-                  </w:pPr>
-                  <w:r>
-                    <w:rPr>
-                      <w:rFonts w:ascii="Barmeno Regular" w:hAnsi="Barmeno Regular" w:cs="Calibri"/>
-                      <w:sz w:val="20"/>
-                      <w:szCs w:val="16"/>
-                    </w:rPr>
-                    <w:t>Kampus IPB Dramaga, Bogor 16680</w:t>
-                  </w:r>
-                </w:p>
-                <w:p>
-                  <w:pPr>
-                    <w:tabs>
-                      <w:tab w:val="left" w:pos="851"/>
-                    </w:tabs>
-                    <w:spacing w:after="0" w:line="240" w:lineRule="auto"/>
-                    <w:rPr>
-                      <w:rFonts w:ascii="Barmeno Regular" w:hAnsi="Barmeno Regular" w:cs="Calibri"/>
-                      <w:sz w:val="20"/>
-                      <w:szCs w:val="16"/>
-                    </w:rPr>
-                  </w:pPr>
-                  <w:r>
-                    <w:rPr>
-                      <w:rFonts w:ascii="Barmeno Regular" w:hAnsi="Barmeno Regular" w:cs="Calibri"/>
-                      <w:sz w:val="20"/>
-                      <w:szCs w:val="16"/>
-                    </w:rPr>
-                    <w:t>Telepon</w:t>
-                  </w:r>
-                  <w:r>
-                    <w:rPr>
-                      <w:rFonts w:ascii="Barmeno Regular" w:hAnsi="Barmeno Regular" w:cs="Calibri"/>
-                      <w:sz w:val="20"/>
-                      <w:szCs w:val="16"/>
-                    </w:rPr>
-                    <w:tab/>
-                    <w:t>+62 251 862 6806</w:t>
-                  </w:r>
-                </w:p>
-                <w:p>
-                  <w:pPr>
-                    <w:tabs>
-                      <w:tab w:val="left" w:pos="851"/>
-                    </w:tabs>
-                    <w:spacing w:after="0" w:line="240" w:lineRule="auto"/>
-                    <w:rPr>
-                      <w:rFonts w:ascii="Barmeno Regular" w:hAnsi="Barmeno Regular" w:cs="Calibri"/>
-                      <w:sz w:val="20"/>
-                      <w:szCs w:val="16"/>
-                    </w:rPr>
-                  </w:pPr>
-                  <w:r>
-                    <w:rPr>
-                      <w:rFonts w:ascii="Barmeno Regular" w:hAnsi="Barmeno Regular" w:cs="Calibri"/>
-                      <w:sz w:val="20"/>
-                      <w:szCs w:val="16"/>
-                    </w:rPr>
-                    <w:t>Facsimile</w:t>
-                  </w:r>
-                  <w:r>
-                    <w:rPr>
-                      <w:rFonts w:ascii="Barmeno Regular" w:hAnsi="Barmeno Regular" w:cs="Calibri"/>
-                      <w:sz w:val="20"/>
-                      <w:szCs w:val="16"/>
-                    </w:rPr>
-                    <w:tab/>
-                    <w:t>+62 251 862 6886</w:t>
-                  </w:r>
-                </w:p>
-                <w:p>
-                  <w:pPr>
-                    <w:tabs>
-                      <w:tab w:val="left" w:pos="851"/>
-                    </w:tabs>
-                    <w:spacing w:after="0" w:line="240" w:lineRule="auto"/>
-                    <w:rPr>
-                      <w:rFonts w:ascii="Barmeno Regular" w:hAnsi="Barmeno Regular" w:cs="Calibri"/>
-                      <w:color w:val="0070C0"/>
-                      <w:sz w:val="16"/>
-                      <w:szCs w:val="16"/>
-                      <w:u w:val="single"/>
-                    </w:rPr>
-                  </w:pPr>
-                  <w:hyperlink r:id="rId10" w:history="1">
-                    <w:r>
-                      <w:rPr>
-                        <w:rFonts w:ascii="Barmeno Regular" w:hAnsi="Barmeno Regular" w:cs="Calibri"/>
-                        <w:color w:val="0070C0"/>
-                        <w:sz w:val="16"/>
-                        <w:szCs w:val="16"/>
-                        <w:u w:val="single"/>
-                      </w:rPr>
-                      <w:t>silvikultur@apps.ipb.ac.id</w:t>
-                    </w:r>
-                  </w:hyperlink>
-                  <w:r>
-                    <w:rPr>
-                      <w:rFonts w:ascii="Barmeno Regular" w:hAnsi="Barmeno Regular" w:cs="Calibri"/>
-                      <w:sz w:val="16"/>
-                      <w:szCs w:val="16"/>
-                    </w:rPr>
-                    <w:t xml:space="preserve">  </w:t>
-                  </w:r>
-                  <w:r>
-                    <w:rPr>
-                      <w:rFonts w:ascii="Barmeno Regular" w:hAnsi="Barmeno Regular" w:cs="Calibri"/>
-                      <w:color w:val="0070C0"/>
-                      <w:sz w:val="16"/>
-                      <w:szCs w:val="16"/>
-                      <w:u w:val="single"/>
-                    </w:rPr>
-                    <w:t>silvikultur.fahutan.ipb.ac.id</w:t>
-                  </w:r>
-                </w:p>
-                <w:p>
-                  <w:pPr>
-                    <w:spacing w:after="0"/>
-                    <w:rPr>
-                      <w:rFonts w:ascii="Barmeno Regular" w:hAnsi="Barmeno Regular" w:cs="Calibri"/>
-                      <w:sz w:val="16"/>
-                      <w:szCs w:val="16"/>
-                    </w:rPr>
-                  </w:pPr>
-                  <w:r>
-                    <w:rPr>
-                      <w:rFonts w:ascii="Barmeno Regular" w:hAnsi="Barmeno Regular"/>
-                    </w:rPr>
-                    <w:t>silvikultur.fahutan.ipb.ac.id</w:t>
-                  </w:r>
-                  <w:r>
-                    <w:rPr>
-                      <w:rFonts w:ascii="Barmeno Regular" w:hAnsi="Barmeno Regular" w:cs="Calibri"/>
-                      <w:sz w:val="16"/>
-                      <w:szCs w:val="16"/>
-                    </w:rPr>
-                    <w:t xml:space="preserve">    </w:t>
-                  </w:r>
-                </w:p>
-              </w:txbxContent>
-            </v:textbox>
-          </v:shape>
-        </w:pict>
-      </w:r>
-      <w:r>
-        <w:rPr>
-          <w:rFonts w:ascii="Times New Roman" w:hAnsi="Times New Roman"/>
-          <w:noProof/>
-          <w:sz w:val="24"/>
-          <w:szCs w:val="24"/>
-          <w:lang w:val="en-US"/>
-        </w:rPr>
-        <w:pict w14:anchorId="3E3CD85A">
-          <v:shape id="_x0000_s1060" type="#_x0000_t202" style="position:absolute;margin-left:-3.95pt;margin-top:1.6pt;width:317.85pt;height:66.1pt;z-index:11;visibility:visible" o:gfxdata="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" stroked="f">
-            <v:textbox>
-              <w:txbxContent>
-                <w:p>
-                  <w:pPr>
-                    <w:spacing w:after="0" w:line="240" w:lineRule="auto"/>
-                    <w:rPr>
-                      <w:rFonts w:ascii="Barmeno Regular" w:hAnsi="Barmeno Regular"/>
-                      <w:bCs/>
-                      <w:spacing w:val="4"/>
-                      <w:sz w:val="20"/>
-                      <w:szCs w:val="20"/>
-                      <w:lang w:val="en-US"/>
-                    </w:rPr>
-                  </w:pPr>
-                  <w:r>
-                    <w:rPr>
-                      <w:rFonts w:ascii="Barmeno Regular" w:hAnsi="Barmeno Regular"/>
-                      <w:bCs/>
-                      <w:spacing w:val="4"/>
-                      <w:sz w:val="20"/>
-                      <w:szCs w:val="20"/>
-                      <w:lang w:val="en-US"/>
-                    </w:rPr>
-                    <w:t>KEMENTERIAN PENDIDIKAN, KEBUDAYAAN, RISET, DAN TEKNOLOGI</w:t>
-                  </w:r>
-                </w:p>
-                <w:p>
-                  <w:pPr>
-                    <w:spacing w:after="0" w:line="240" w:lineRule="auto"/>
-                    <w:rPr>
-                      <w:rFonts w:ascii="Barmeno Regular" w:hAnsi="Barmeno Regular"/>
-                      <w:b/>
-                      <w:sz w:val="46"/>
-                      <w:szCs w:val="46"/>
-                    </w:rPr>
-                  </w:pPr>
-                  <w:r>
-                    <w:rPr>
-                      <w:rFonts w:ascii="Barmeno Regular" w:hAnsi="Barmeno Regular"/>
-                      <w:b/>
-                      <w:sz w:val="46"/>
-                      <w:szCs w:val="46"/>
-                    </w:rPr>
-                    <w:t>INSTITUT PERTANIAN BOGOR</w:t>
-                  </w:r>
-                </w:p>
-                <w:p>
-                  <w:pPr>
-                    <w:spacing w:after="0" w:line="240" w:lineRule="auto"/>
-                    <w:rPr>
-                      <w:rFonts w:ascii="Barmeno Regular" w:hAnsi="Barmeno Regular"/>
-                      <w:color w:val="808080"/>
-                      <w:sz w:val="28"/>
-                      <w:szCs w:val="28"/>
-                    </w:rPr>
-                  </w:pPr>
-                  <w:r>
-                    <w:rPr>
-                      <w:rFonts w:ascii="Barmeno Regular" w:hAnsi="Barmeno Regular"/>
-                      <w:color w:val="808080"/>
-                      <w:sz w:val="28"/>
-                      <w:szCs w:val="28"/>
-                    </w:rPr>
-                    <w:t>FAKULTAS KEHUTANAN DAN LINGKUNGAN</w:t>
-                  </w:r>
-                </w:p>
-                <w:p>
-                  <w:pPr>
-                    <w:spacing w:after="0" w:line="240" w:lineRule="auto"/>
-                    <w:rPr>
-                      <w:rFonts w:ascii="Barmeno Regular" w:hAnsi="Barmeno Regular"/>
-                      <w:sz w:val="28"/>
-                      <w:szCs w:val="28"/>
-                    </w:rPr>
-                  </w:pPr>
-                </w:p>
-              </w:txbxContent>
-            </v:textbox>
-          </v:shape>
-        </w:pict>
-      </w:r>
-      <w:r>
-        <w:rPr>
-          <w:rFonts w:ascii="Times New Roman" w:hAnsi="Times New Roman"/>
-          <w:noProof/>
-          <w:sz w:val="24"/>
-          <w:szCs w:val="24"/>
-          <w:lang w:val="en-US"/>
-        </w:rPr>
-        <w:pict w14:anchorId="3F44DCB2">
-          <v:line id="_x0000_s1061" style="position:absolute;z-index:12;visibility:visible" from="318.55pt,11.35pt" to="318.55pt,63pt" o:gfxdata="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" strokeweight=".03pt"/>
-        </w:pict>
-      </w:r>
-    </w:p>
-    <w:p>
-      <w:pPr>
-        <w:rPr>
-          <w:rFonts w:ascii="Times New Roman" w:hAnsi="Times New Roman"/>
-          <w:sz w:val="24"/>
-          <w:szCs w:val="24"/>
-        </w:rPr>
-      </w:pPr>
     </w:p>
     <w:p>
       <w:pPr>
         <w:tabs>
-          <w:tab w:val="right" w:pos="10037"/>
+          <w:tab w:val="left" w:pos="3840"/>
         </w:tabs>
         <w:rPr>
           <w:rFonts w:ascii="Times New Roman" w:hAnsi="Times New Roman"/>
           <w:sz w:val="24"/>
           <w:szCs w:val="24"/>
-        </w:rPr>
-      </w:pPr>
-      <w:r>
-        <w:rPr>
-          <w:rFonts w:ascii="Times New Roman" w:hAnsi="Times New Roman"/>
-          <w:sz w:val="24"/>
-          <w:szCs w:val="24"/>
-        </w:rPr>
-        <w:tab/>
-      </w:r>
+          <w:lang w:val="en-US" w:eastAsia="id-ID"/>
+        </w:rPr>
+      </w:pPr>
+    </w:p>
+    <w:p>
+      <w:pPr>
+        <w:tabs>
+          <w:tab w:val="left" w:pos="3840"/>
+        </w:tabs>
+        <w:rPr>
+          <w:rFonts w:ascii="Times New Roman" w:hAnsi="Times New Roman"/>
+          <w:sz w:val="24"/>
+          <w:szCs w:val="24"/>
+        </w:rPr>
+      </w:pPr>
+      <w:r>
+        <w:rPr>
+          <w:rFonts w:ascii="Times New Roman" w:hAnsi="Times New Roman"/>
+          <w:sz w:val="24"/>
+          <w:szCs w:val="24"/>
+        </w:rPr>
+        <w:tab/>
+      </w:r>
+    </w:p>
+    <w:p>
+      <w:pPr>
+        <w:tabs>
+          <w:tab w:val="left" w:pos="3840"/>
+        </w:tabs>
+        <w:rPr>
+          <w:rFonts w:ascii="Times New Roman" w:hAnsi="Times New Roman"/>
+          <w:sz w:val="24"/>
+          <w:szCs w:val="24"/>
+        </w:rPr>
+      </w:pPr>
     </w:p>
     <w:p>
       <w:pPr>
@@ -4760,8 +3880,8 @@
           <w:lang w:val="en-US"/>
         </w:rPr>
         <w:pict w14:anchorId="173D8A8A">
-          <v:shape id="_x0000_s1067" type="#_x0000_t75" style="position:absolute;margin-left:-15.2pt;margin-top:-24.25pt;width:36pt;height:401.25pt;z-index:14;visibility:visible">
-            <v:imagedata r:id="rId7" o:title="" croptop="36095f" cropleft="1086f" cropright="61123f"/>
+          <v:shape id="_x0000_s1067" type="#_x0000_t75" style="position:absolute;margin-left:-15.2pt;margin-top:-24.25pt;width:36pt;height:401.25pt;z-index:2;visibility:visible">
+            <v:imagedata r:id="rId5" o:title="" croptop="36095f" cropleft="1086f" cropright="61123f"/>
             <w10:wrap type="square"/>
           </v:shape>
         </w:pict>
@@ -4776,7 +3896,7 @@
         </w:rPr>
         <w:pict w14:anchorId="2EF8863B">
           <v:shape id="_x0000_s1068" type="#_x0000_t75" style="position:absolute;margin-left:456.95pt;margin-top:240pt;width:51pt;height:43.5pt;z-index:-2" wrapcoords="15882 372 5400 2607 0 4469 -318 10800 3812 18248 4129 21228 16518 21228 17471 18248 21282 11917 21282 9310 20965 6331 17471 372 15882 372">
-            <v:imagedata r:id="rId8" o:title=""/>
+            <v:imagedata r:id="rId6" o:title=""/>
             <w10:wrap type="tight"/>
           </v:shape>
         </w:pict>
@@ -5097,7 +4217,7 @@
 </file>
 
 <file path=word/numbering.xml><?xml version="1.0" encoding="utf-8"?>
-<w:numbering xmlns:wpc="http://schemas.microsoft.com/office/word/2010/wordprocessingCanvas" xmlns:cx="http://schemas.microsoft.com/office/drawing/2014/chartex" xmlns:cx1="http://schemas.microsoft.com/office/drawing/2015/9/8/chartex" xmlns:cx2="http://schemas.microsoft.com/office/drawing/2015/10/21/chartex" xmlns:cx3="http://schemas.microsoft.com/office/drawing/2016/5/9/chartex" xmlns:cx4="http://schemas.microsoft.com/office/drawing/2016/5/10/chartex" xmlns:cx5="http://schemas.microsoft.com/office/drawing/2016/5/11/chartex" xmlns:cx6="http://schemas.microsoft.com/office/drawing/2016/5/12/chartex" xmlns:cx7="http://schemas.microsoft.com/office/drawing/2016/5/13/chartex" xmlns:cx8="http://schemas.microsoft.com/office/drawing/2016/5/14/chartex" xmlns:mc="http://schemas.openxmlformats.org/markup-compatibility/2006" xmlns:aink="http://schemas.microsoft.com/office/drawing/2016/ink" xmlns:am3d="http://schemas.microsoft.com/office/drawing/2017/model3d" xmlns:o="urn:schemas-microsoft-com:office:office" xmlns:oel="http://schemas.microsoft.com/office/2019/extlst" xmlns:r="http://schemas.openxmlformats.org/officeDocument/2006/relationships" xmlns:m="http://schemas.openxmlformats.org/officeDocument/2006/math" xmlns:v="urn:schemas-microsoft-com:vml" xmlns:wp14="http://schemas.microsoft.com/office/word/2010/wordprocessingDrawing" xmlns:wp="http://schemas.openxmlformats.org/drawingml/2006/wordprocessingDrawing" xmlns:w10="urn:schemas-microsoft-com:office:word" xmlns:w="http://schemas.openxmlformats.org/wordprocessingml/2006/main" xmlns:w14="http://schemas.microsoft.com/office/word/2010/wordml" xmlns:w15="http://schemas.microsoft.com/office/word/2012/wordml" xmlns:w16cei="http://schemas.microsoft.com/office/word/2026/wordml/cei" xmlns:w16cex="http://schemas.microsoft.com/office/word/2018/wordml/cex" xmlns:w16cid="http://schemas.microsoft.com/office/word/2016/wordml/cid" xmlns:w16="http://schemas.microsoft.com/office/word/2018/wordml" xmlns:w16du="http://schemas.microsoft.com/office/word/2023/wordml/word16du" xmlns:w16sdtdh="http://schemas.microsoft.com/office/word/2020/wordml/sdtdatahash" xmlns:w16sdtfl="http://schemas.microsoft.com/office/word/2024/wordml/sdtformatlock" xmlns:w16se="http://schemas.microsoft.com/office/word/2015/wordml/symex" xmlns:wpg="http://schemas.microsoft.com/office/word/2010/wordprocessingGroup" xmlns:wpi="http://schemas.microsoft.com/office/word/2010/wordprocessingInk" xmlns:wne="http://schemas.microsoft.com/office/word/2006/wordml" xmlns:wps="http://schemas.microsoft.com/office/word/2010/wordprocessingShape" mc:Ignorable="w14 w15 w16se w16cid w16 w16cex w16sdtdh w16sdtfl w16du wp14">
+<w:numbering xmlns:wpc="http://schemas.microsoft.com/office/word/2010/wordprocessingCanvas" xmlns:cx="http://schemas.microsoft.com/office/drawing/2014/chartex" xmlns:cx1="http://schemas.microsoft.com/office/drawing/2015/9/8/chartex" xmlns:cx2="http://schemas.microsoft.com/office/drawing/2015/10/21/chartex" xmlns:cx3="http://schemas.microsoft.com/office/drawing/2016/5/9/chartex" xmlns:cx4="http://schemas.microsoft.com/office/drawing/2016/5/10/chartex" xmlns:cx5="http://schemas.microsoft.com/office/drawing/2016/5/11/chartex" xmlns:cx6="http://schemas.microsoft.com/office/drawing/2016/5/12/chartex" xmlns:cx7="http://schemas.microsoft.com/office/drawing/2016/5/13/chartex" xmlns:cx8="http://schemas.microsoft.com/office/drawing/2016/5/14/chartex" xmlns:mc="http://schemas.openxmlformats.org/markup-compatibility/2006" xmlns:aink="http://schemas.microsoft.com/office/drawing/2016/ink" xmlns:am3d="http://schemas.microsoft.com/office/drawing/2017/model3d" xmlns:o="urn:schemas-microsoft-com:office:office" xmlns:oel="http://schemas.microsoft.com/office/2019/extlst" xmlns:r="http://schemas.openxmlformats.org/officeDocument/2006/relationships" xmlns:m="http://schemas.openxmlformats.org/officeDocument/2006/math" xmlns:v="urn:schemas-microsoft-com:vml" xmlns:wp14="http://schemas.microsoft.com/office/word/2010/wordprocessingDrawing" xmlns:wp="http://schemas.openxmlformats.org/drawingml/2006/wordprocessingDrawing" xmlns:w10="urn:schemas-microsoft-com:office:word" xmlns:w="http://schemas.openxmlformats.org/wordprocessingml/2006/main" xmlns:w14="http://schemas.microsoft.com/office/word/2010/wordml" xmlns:w15="http://schemas.microsoft.com/office/word/2012/wordml" xmlns:w16cex="http://schemas.microsoft.com/office/word/2018/wordml/cex" xmlns:w16cid="http://schemas.microsoft.com/office/word/2016/wordml/cid" xmlns:w16="http://schemas.microsoft.com/office/word/2018/wordml" xmlns:w16du="http://schemas.microsoft.com/office/word/2023/wordml/word16du" xmlns:w16sdtdh="http://schemas.microsoft.com/office/word/2020/wordml/sdtdatahash" xmlns:w16sdtfl="http://schemas.microsoft.com/office/word/2024/wordml/sdtformatlock" xmlns:w16se="http://schemas.microsoft.com/office/word/2015/wordml/symex" xmlns:wpg="http://schemas.microsoft.com/office/word/2010/wordprocessingGroup" xmlns:wpi="http://schemas.microsoft.com/office/word/2010/wordprocessingInk" xmlns:wne="http://schemas.microsoft.com/office/word/2006/wordml" xmlns:wps="http://schemas.microsoft.com/office/word/2010/wordprocessingShape" mc:Ignorable="w14 w15 w16se w16cid w16 w16cex w16sdtdh w16sdtfl w16du wp14">
   <w:abstractNum w:abstractNumId="0" w15:restartNumberingAfterBreak="0">
     <w:nsid w:val="160025B6"/>
     <w:multiLevelType w:val="hybridMultilevel"/>
@@ -5285,7 +4405,7 @@
     <w:rPrDefault>
       <w:rPr>
         <w:rFonts w:ascii="Calibri" w:eastAsia="Calibri" w:hAnsi="Calibri" w:cs="Times New Roman"/>
-        <w:lang w:val="en-ID" w:eastAsia="en-ID" w:bidi="ar-SA"/>
+        <w:lang w:val="en-US" w:eastAsia="en-US" w:bidi="ar-SA"/>
       </w:rPr>
     </w:rPrDefault>
     <w:pPrDefault/>
@@ -5678,16 +4798,16 @@
     <w:rPr>
       <w:sz w:val="22"/>
       <w:szCs w:val="22"/>
-      <w:lang w:val="id-ID" w:eastAsia="en-US"/>
+      <w:lang w:val="id-ID"/>
     </w:rPr>
   </w:style>
-  <w:style w:type="character" w:default="1" w:styleId="DefaultParagraphFont">
+  <w:style w:type="character" w:default="1" w:styleId="FontParagrafDefault">
     <w:name w:val="Default Paragraph Font"/>
     <w:uiPriority w:val="1"/>
     <w:semiHidden/>
     <w:unhideWhenUsed/>
   </w:style>
-  <w:style w:type="table" w:default="1" w:styleId="TableNormal">
+  <w:style w:type="table" w:default="1" w:styleId="TabelNormal">
     <w:name w:val="Normal Table"/>
     <w:uiPriority w:val="99"/>
     <w:semiHidden/>
@@ -5702,13 +4822,13 @@
       </w:tblCellMar>
     </w:tblPr>
   </w:style>
-  <w:style w:type="numbering" w:default="1" w:styleId="NoList">
+  <w:style w:type="numbering" w:default="1" w:styleId="TidakAdaDaftar">
     <w:name w:val="No List"/>
     <w:uiPriority w:val="99"/>
     <w:semiHidden/>
     <w:unhideWhenUsed/>
   </w:style>
-  <w:style w:type="paragraph" w:styleId="ListParagraph">
+  <w:style w:type="paragraph" w:styleId="DaftarParagraf">
     <w:name w:val="List Paragraph"/>
     <w:basedOn w:val="Normal"/>
     <w:uiPriority w:val="34"/>
@@ -5729,10 +4849,10 @@
       <w:u w:val="single"/>
     </w:rPr>
   </w:style>
-  <w:style w:type="paragraph" w:styleId="BalloonText">
+  <w:style w:type="paragraph" w:styleId="TeksBalon">
     <w:name w:val="Balloon Text"/>
     <w:basedOn w:val="Normal"/>
-    <w:link w:val="BalloonTextChar"/>
+    <w:link w:val="TeksBalonKAR"/>
     <w:uiPriority w:val="99"/>
     <w:semiHidden/>
     <w:unhideWhenUsed/>
@@ -5746,9 +4866,9 @@
       <w:szCs w:val="16"/>
     </w:rPr>
   </w:style>
-  <w:style w:type="character" w:customStyle="1" w:styleId="BalloonTextChar">
-    <w:name w:val="Balloon Text Char"/>
-    <w:link w:val="BalloonText"/>
+  <w:style w:type="character" w:customStyle="1" w:styleId="TeksBalonKAR">
+    <w:name w:val="Teks Balon KAR"/>
+    <w:link w:val="TeksBalon"/>
     <w:uiPriority w:val="99"/>
     <w:semiHidden/>
     <w:rsid w:val="007731F1"/>
@@ -5758,7 +4878,7 @@
       <w:szCs w:val="16"/>
     </w:rPr>
   </w:style>
-  <w:style w:type="paragraph" w:styleId="NoSpacing">
+  <w:style w:type="paragraph" w:styleId="TidakAdaSpasi">
     <w:name w:val="No Spacing"/>
     <w:uiPriority w:val="1"/>
     <w:qFormat/>
@@ -5766,7 +4886,7 @@
     <w:rPr>
       <w:sz w:val="22"/>
       <w:szCs w:val="22"/>
-      <w:lang w:val="id-ID" w:eastAsia="en-US"/>
+      <w:lang w:val="id-ID"/>
     </w:rPr>
   </w:style>
 </w:styles>
